--- a/resume/output/Youness-Jellouli.docx
+++ b/resume/output/Youness-Jellouli.docx
@@ -4,469 +4,1170 @@
   <w:body>
     <w:p>
       <w:pPr>
-        <w:spacing w:before="0" w:after="0" w:line="240" w:lineRule="auto"/>
+        <w:spacing w:before="0" w:after="80" w:line="240" w:lineRule="auto"/>
         <w:jc w:val="center"/>
       </w:pPr>
       <w:r>
         <w:rPr>
-          <w:rFonts w:ascii="Calibri" w:hAnsi="Calibri" w:eastAsia="Calibri"/>
+          <w:rFonts w:ascii="Times New Roman" w:hAnsi="Times New Roman" w:eastAsia="Times New Roman"/>
           <w:b/>
-          <w:color w:val="111111"/>
-          <w:sz w:val="40"/>
+          <w:i w:val="0"/>
+          <w:color w:val="2E3D50"/>
+          <w:sz w:val="44"/>
         </w:rPr>
         <w:t>Youness JELLOULI</w:t>
       </w:r>
     </w:p>
     <w:p>
       <w:pPr>
-        <w:spacing w:before="40" w:after="40" w:line="240" w:lineRule="auto"/>
+        <w:spacing w:before="0" w:after="160" w:line="240" w:lineRule="auto"/>
         <w:jc w:val="center"/>
       </w:pPr>
       <w:r>
         <w:rPr>
-          <w:rFonts w:ascii="Calibri" w:hAnsi="Calibri" w:eastAsia="Calibri"/>
+          <w:rFonts w:ascii="Times New Roman" w:hAnsi="Times New Roman" w:eastAsia="Times New Roman"/>
           <w:b w:val="0"/>
-          <w:color w:val="333333"/>
-          <w:sz w:val="22"/>
+          <w:i w:val="0"/>
+          <w:color w:val="2E3D50"/>
+          <w:sz w:val="18"/>
         </w:rPr>
-        <w:t>Full Stack Developer | Next.js · React · Node.js · Laravel</w:t>
+        <w:t>Casablanca, Morocco</w:t>
+      </w:r>
+      <w:r>
+        <w:rPr>
+          <w:rFonts w:ascii="Times New Roman" w:hAnsi="Times New Roman" w:eastAsia="Times New Roman"/>
+          <w:b w:val="0"/>
+          <w:i w:val="0"/>
+          <w:color w:val="2E3D50"/>
+          <w:sz w:val="18"/>
+        </w:rPr>
+        <w:t xml:space="preserve">   </w:t>
+      </w:r>
+      <w:hyperlink r:id="rId9">
+        <w:r>
+          <w:rPr>
+            <w:color w:val="2B7FFF"/>
+            <w:u w:val="single"/>
+            <w:sz w:val="18"/>
+            <w:szCs w:val="18"/>
+            <w:rFonts w:ascii="Times New Roman" w:hAnsi="Times New Roman"/>
+          </w:rPr>
+          <w:t xml:space="preserve">younessjellouli12@gmail.com</w:t>
+        </w:r>
+      </w:hyperlink>
+      <w:r>
+        <w:rPr>
+          <w:rFonts w:ascii="Times New Roman" w:hAnsi="Times New Roman" w:eastAsia="Times New Roman"/>
+          <w:b w:val="0"/>
+          <w:i w:val="0"/>
+          <w:color w:val="2E3D50"/>
+          <w:sz w:val="18"/>
+        </w:rPr>
+        <w:t xml:space="preserve">   </w:t>
+      </w:r>
+      <w:hyperlink r:id="rId10">
+        <w:r>
+          <w:rPr>
+            <w:color w:val="2B7FFF"/>
+            <w:u w:val="single"/>
+            <w:sz w:val="18"/>
+            <w:szCs w:val="18"/>
+            <w:rFonts w:ascii="Times New Roman" w:hAnsi="Times New Roman"/>
+          </w:rPr>
+          <w:t xml:space="preserve">(+212)627-594239</w:t>
+        </w:r>
+      </w:hyperlink>
+      <w:r>
+        <w:rPr>
+          <w:rFonts w:ascii="Times New Roman" w:hAnsi="Times New Roman" w:eastAsia="Times New Roman"/>
+          <w:b w:val="0"/>
+          <w:i w:val="0"/>
+          <w:color w:val="2E3D50"/>
+          <w:sz w:val="18"/>
+        </w:rPr>
+        <w:t xml:space="preserve">   </w:t>
+      </w:r>
+      <w:hyperlink r:id="rId11">
+        <w:r>
+          <w:rPr>
+            <w:color w:val="2B7FFF"/>
+            <w:u w:val="single"/>
+            <w:sz w:val="18"/>
+            <w:szCs w:val="18"/>
+            <w:rFonts w:ascii="Times New Roman" w:hAnsi="Times New Roman"/>
+          </w:rPr>
+          <w:t xml:space="preserve">in/youness-jellouli</w:t>
+        </w:r>
+      </w:hyperlink>
+      <w:r>
+        <w:rPr>
+          <w:rFonts w:ascii="Times New Roman" w:hAnsi="Times New Roman" w:eastAsia="Times New Roman"/>
+          <w:b w:val="0"/>
+          <w:i w:val="0"/>
+          <w:color w:val="2E3D50"/>
+          <w:sz w:val="18"/>
+        </w:rPr>
+        <w:t xml:space="preserve">   </w:t>
+      </w:r>
+      <w:hyperlink r:id="rId12">
+        <w:r>
+          <w:rPr>
+            <w:color w:val="2B7FFF"/>
+            <w:u w:val="single"/>
+            <w:sz w:val="18"/>
+            <w:szCs w:val="18"/>
+            <w:rFonts w:ascii="Times New Roman" w:hAnsi="Times New Roman"/>
+          </w:rPr>
+          <w:t xml:space="preserve">jellyouness.com</w:t>
+        </w:r>
+      </w:hyperlink>
+    </w:p>
+    <w:p>
+      <w:pPr>
+        <w:spacing w:before="200" w:after="80" w:line="240" w:lineRule="auto"/>
+        <w:pBdr>
+          <w:bottom w:val="single" w:sz="12" w:space="1" w:color="2E3D50"/>
+        </w:pBdr>
+      </w:pPr>
+      <w:r>
+        <w:rPr>
+          <w:rFonts w:ascii="Times New Roman" w:hAnsi="Times New Roman" w:eastAsia="Times New Roman"/>
+          <w:b/>
+          <w:i w:val="0"/>
+          <w:color w:val="2E3D50"/>
+          <w:sz w:val="24"/>
+        </w:rPr>
+        <w:t>RÉSUMÉ</w:t>
       </w:r>
     </w:p>
     <w:p>
       <w:pPr>
-        <w:spacing w:before="0" w:after="0" w:line="240" w:lineRule="auto"/>
-        <w:jc w:val="center"/>
+        <w:spacing w:before="40" w:after="40" w:line="276" w:lineRule="auto"/>
       </w:pPr>
       <w:r>
         <w:rPr>
-          <w:rFonts w:ascii="Calibri" w:hAnsi="Calibri" w:eastAsia="Calibri"/>
+          <w:rFonts w:ascii="Times New Roman" w:hAnsi="Times New Roman" w:eastAsia="Times New Roman"/>
+          <w:b/>
+          <w:i w:val="0"/>
+          <w:color w:val="2E3D50"/>
+          <w:sz w:val="20"/>
+        </w:rPr>
+        <w:t>Développeur Full Stack</w:t>
+      </w:r>
+      <w:r>
+        <w:rPr>
+          <w:rFonts w:ascii="Times New Roman" w:hAnsi="Times New Roman" w:eastAsia="Times New Roman"/>
           <w:b w:val="0"/>
-          <w:color w:val="333333"/>
-          <w:sz w:val="19"/>
+          <w:i w:val="0"/>
+          <w:color w:val="2E3D50"/>
+          <w:sz w:val="20"/>
         </w:rPr>
-        <w:t>Casablanca, Morocco | younessjellouli12@gmail.com | +212 627 594 239</w:t>
+        <w:t xml:space="preserve"> proactif avec </w:t>
+      </w:r>
+      <w:r>
+        <w:rPr>
+          <w:rFonts w:ascii="Times New Roman" w:hAnsi="Times New Roman" w:eastAsia="Times New Roman"/>
+          <w:b/>
+          <w:i w:val="0"/>
+          <w:color w:val="2E3D50"/>
+          <w:sz w:val="20"/>
+        </w:rPr>
+        <w:t>+2 ans d'expérience</w:t>
+      </w:r>
+      <w:r>
+        <w:rPr>
+          <w:rFonts w:ascii="Times New Roman" w:hAnsi="Times New Roman" w:eastAsia="Times New Roman"/>
+          <w:b w:val="0"/>
+          <w:i w:val="0"/>
+          <w:color w:val="2E3D50"/>
+          <w:sz w:val="20"/>
+        </w:rPr>
+        <w:t xml:space="preserve"> dans le développement d'applications web innovantes pour divers projets publics tels que </w:t>
+      </w:r>
+      <w:hyperlink r:id="rId13">
+        <w:r>
+          <w:rPr>
+            <w:color w:val="2B7FFF"/>
+            <w:u w:val="single"/>
+            <w:sz w:val="20"/>
+            <w:szCs w:val="20"/>
+            <w:rFonts w:ascii="Times New Roman" w:hAnsi="Times New Roman"/>
+          </w:rPr>
+          <w:t xml:space="preserve">Wifina</w:t>
+        </w:r>
+      </w:hyperlink>
+      <w:r>
+        <w:rPr>
+          <w:rFonts w:ascii="Times New Roman" w:hAnsi="Times New Roman" w:eastAsia="Times New Roman"/>
+          <w:b w:val="0"/>
+          <w:i w:val="0"/>
+          <w:color w:val="2E3D50"/>
+          <w:sz w:val="20"/>
+        </w:rPr>
+        <w:t xml:space="preserve">, </w:t>
+      </w:r>
+      <w:hyperlink r:id="rId14">
+        <w:r>
+          <w:rPr>
+            <w:color w:val="2B7FFF"/>
+            <w:u w:val="single"/>
+            <w:sz w:val="20"/>
+            <w:szCs w:val="20"/>
+            <w:rFonts w:ascii="Times New Roman" w:hAnsi="Times New Roman"/>
+          </w:rPr>
+          <w:t xml:space="preserve">IBC</w:t>
+        </w:r>
+      </w:hyperlink>
+      <w:r>
+        <w:rPr>
+          <w:rFonts w:ascii="Times New Roman" w:hAnsi="Times New Roman" w:eastAsia="Times New Roman"/>
+          <w:b w:val="0"/>
+          <w:i w:val="0"/>
+          <w:color w:val="2E3D50"/>
+          <w:sz w:val="20"/>
+        </w:rPr>
+        <w:t xml:space="preserve">, </w:t>
+      </w:r>
+      <w:hyperlink r:id="rId15">
+        <w:r>
+          <w:rPr>
+            <w:color w:val="2B7FFF"/>
+            <w:u w:val="single"/>
+            <w:sz w:val="20"/>
+            <w:szCs w:val="20"/>
+            <w:rFonts w:ascii="Times New Roman" w:hAnsi="Times New Roman"/>
+          </w:rPr>
+          <w:t xml:space="preserve">oDoc</w:t>
+        </w:r>
+      </w:hyperlink>
+      <w:r>
+        <w:rPr>
+          <w:rFonts w:ascii="Times New Roman" w:hAnsi="Times New Roman" w:eastAsia="Times New Roman"/>
+          <w:b w:val="0"/>
+          <w:i w:val="0"/>
+          <w:color w:val="2E3D50"/>
+          <w:sz w:val="20"/>
+        </w:rPr>
+        <w:t xml:space="preserve">, </w:t>
+      </w:r>
+      <w:hyperlink r:id="rId16">
+        <w:r>
+          <w:rPr>
+            <w:color w:val="2B7FFF"/>
+            <w:u w:val="single"/>
+            <w:sz w:val="20"/>
+            <w:szCs w:val="20"/>
+            <w:rFonts w:ascii="Times New Roman" w:hAnsi="Times New Roman"/>
+          </w:rPr>
+          <w:t xml:space="preserve">AppartAli</w:t>
+        </w:r>
+      </w:hyperlink>
+      <w:r>
+        <w:rPr>
+          <w:rFonts w:ascii="Times New Roman" w:hAnsi="Times New Roman" w:eastAsia="Times New Roman"/>
+          <w:b w:val="0"/>
+          <w:i w:val="0"/>
+          <w:color w:val="2E3D50"/>
+          <w:sz w:val="20"/>
+        </w:rPr>
+        <w:t xml:space="preserve">, </w:t>
+      </w:r>
+      <w:hyperlink r:id="rId17">
+        <w:r>
+          <w:rPr>
+            <w:color w:val="2B7FFF"/>
+            <w:u w:val="single"/>
+            <w:sz w:val="20"/>
+            <w:szCs w:val="20"/>
+            <w:rFonts w:ascii="Times New Roman" w:hAnsi="Times New Roman"/>
+          </w:rPr>
+          <w:t xml:space="preserve">AVSM Club</w:t>
+        </w:r>
+      </w:hyperlink>
+      <w:r>
+        <w:rPr>
+          <w:rFonts w:ascii="Times New Roman" w:hAnsi="Times New Roman" w:eastAsia="Times New Roman"/>
+          <w:b w:val="0"/>
+          <w:i w:val="0"/>
+          <w:color w:val="2E3D50"/>
+          <w:sz w:val="20"/>
+        </w:rPr>
+        <w:t xml:space="preserve">, </w:t>
+      </w:r>
+      <w:hyperlink r:id="rId18">
+        <w:r>
+          <w:rPr>
+            <w:color w:val="2B7FFF"/>
+            <w:u w:val="single"/>
+            <w:sz w:val="20"/>
+            <w:szCs w:val="20"/>
+            <w:rFonts w:ascii="Times New Roman" w:hAnsi="Times New Roman"/>
+          </w:rPr>
+          <w:t xml:space="preserve">Invoicr SaaS</w:t>
+        </w:r>
+      </w:hyperlink>
+      <w:r>
+        <w:rPr>
+          <w:rFonts w:ascii="Times New Roman" w:hAnsi="Times New Roman" w:eastAsia="Times New Roman"/>
+          <w:b w:val="0"/>
+          <w:i w:val="0"/>
+          <w:color w:val="2E3D50"/>
+          <w:sz w:val="20"/>
+        </w:rPr>
+        <w:t xml:space="preserve"> and </w:t>
+      </w:r>
+      <w:hyperlink r:id="rId19">
+        <w:r>
+          <w:rPr>
+            <w:color w:val="2B7FFF"/>
+            <w:u w:val="single"/>
+            <w:sz w:val="20"/>
+            <w:szCs w:val="20"/>
+            <w:rFonts w:ascii="Times New Roman" w:hAnsi="Times New Roman"/>
+          </w:rPr>
+          <w:t xml:space="preserve">Allo Clients</w:t>
+        </w:r>
+      </w:hyperlink>
+      <w:r>
+        <w:rPr>
+          <w:rFonts w:ascii="Times New Roman" w:hAnsi="Times New Roman" w:eastAsia="Times New Roman"/>
+          <w:b w:val="0"/>
+          <w:i w:val="0"/>
+          <w:color w:val="2E3D50"/>
+          <w:sz w:val="20"/>
+        </w:rPr>
+        <w:t>. Pionnier des processus de développement de bout en bout, améliorant les performances des applications et l'engagement des utilisateurs grâce à une collaboration interfonctionnelle efficace. Recherche des opportunités pour tirer parti de son expertise en développement full stack afin de fournir des solutions de pointe et de favoriser l'avancement technologique.</w:t>
       </w:r>
     </w:p>
     <w:p>
       <w:pPr>
-        <w:spacing w:before="0" w:after="0" w:line="240" w:lineRule="auto"/>
-        <w:jc w:val="center"/>
+        <w:spacing w:before="200" w:after="80" w:line="240" w:lineRule="auto"/>
+        <w:pBdr>
+          <w:bottom w:val="single" w:sz="12" w:space="1" w:color="2E3D50"/>
+        </w:pBdr>
       </w:pPr>
       <w:r>
         <w:rPr>
-          <w:rFonts w:ascii="Calibri" w:hAnsi="Calibri" w:eastAsia="Calibri"/>
-          <w:b w:val="0"/>
-          <w:color w:val="333333"/>
-          <w:sz w:val="19"/>
+          <w:rFonts w:ascii="Times New Roman" w:hAnsi="Times New Roman" w:eastAsia="Times New Roman"/>
+          <w:b/>
+          <w:i w:val="0"/>
+          <w:color w:val="2E3D50"/>
+          <w:sz w:val="24"/>
         </w:rPr>
-        <w:t>linkedin.com/in/youness-jellouli | github.com/JellYouness | jellyouness.com</w:t>
+        <w:t>EXPÉRIENCE</w:t>
       </w:r>
     </w:p>
     <w:p>
       <w:pPr>
-        <w:pStyle w:val="Heading2"/>
-        <w:spacing w:before="160" w:after="40" w:line="240" w:lineRule="auto"/>
-        <w:pBdr>
-          <w:bottom w:val="single" w:sz="12" w:space="1" w:color="222222"/>
-        </w:pBdr>
+        <w:spacing w:before="140" w:after="0" w:line="252" w:lineRule="auto"/>
       </w:pPr>
       <w:r>
         <w:rPr>
-          <w:rFonts w:ascii="Calibri" w:hAnsi="Calibri" w:eastAsia="Calibri"/>
+          <w:rFonts w:ascii="Times New Roman" w:hAnsi="Times New Roman" w:eastAsia="Times New Roman"/>
           <w:b/>
-          <w:color w:val="111111"/>
-          <w:sz w:val="23"/>
+          <w:i w:val="0"/>
+          <w:color w:val="2E3D50"/>
+          <w:sz w:val="22"/>
         </w:rPr>
-        <w:t>PROFESSIONAL SUMMARY</w:t>
+        <w:t>FullStack Developer</w:t>
       </w:r>
     </w:p>
     <w:p>
       <w:pPr>
-        <w:spacing w:before="20" w:after="40" w:line="269" w:lineRule="auto"/>
+        <w:tabs>
+          <w:tab w:pos="10206" w:val="right"/>
+        </w:tabs>
+        <w:spacing w:before="0" w:after="20" w:line="240" w:lineRule="auto"/>
       </w:pPr>
       <w:r>
         <w:rPr>
-          <w:rFonts w:ascii="Calibri" w:hAnsi="Calibri" w:eastAsia="Calibri"/>
-          <w:b w:val="0"/>
+          <w:rFonts w:ascii="Times New Roman" w:hAnsi="Times New Roman" w:eastAsia="Times New Roman"/>
+          <w:b/>
+          <w:i w:val="0"/>
+          <w:color w:val="2E3D50"/>
           <w:sz w:val="21"/>
         </w:rPr>
-        <w:t>Full Stack Developer with 3+ years of experience building production web applications in Next.js, React, TypeScript, Node.js, and Laravel. Delivered client products across healthcare, fintech, and public-sector skills planning, including oDoc, Wifina, and IBC (2,000+ daily users at CyberScale). Owns features end to end: UI, REST APIs, databases, and deployment.</w:t>
-      </w:r>
-    </w:p>
-    <w:p>
-      <w:pPr>
-        <w:pStyle w:val="Heading2"/>
-        <w:spacing w:before="160" w:after="40" w:line="240" w:lineRule="auto"/>
-        <w:pBdr>
-          <w:bottom w:val="single" w:sz="12" w:space="1" w:color="222222"/>
-        </w:pBdr>
-      </w:pPr>
-      <w:r>
-        <w:rPr>
-          <w:rFonts w:ascii="Calibri" w:hAnsi="Calibri" w:eastAsia="Calibri"/>
-          <w:b/>
-          <w:color w:val="111111"/>
-          <w:sz w:val="23"/>
-        </w:rPr>
-        <w:t>SKILLS</w:t>
-      </w:r>
-    </w:p>
-    <w:p>
-      <w:pPr>
-        <w:spacing w:before="0" w:after="20" w:line="259" w:lineRule="auto"/>
-      </w:pPr>
-      <w:r>
-        <w:rPr>
-          <w:rFonts w:ascii="Calibri" w:hAnsi="Calibri" w:eastAsia="Calibri"/>
-          <w:b/>
-          <w:sz w:val="21"/>
-        </w:rPr>
-        <w:t xml:space="preserve">Languages: </w:t>
+        <w:t>SBS Data Factory</w:t>
       </w:r>
       <w:r>
         <w:rPr>
-          <w:rFonts w:ascii="Calibri" w:hAnsi="Calibri" w:eastAsia="Calibri"/>
+          <w:rFonts w:ascii="Times New Roman" w:hAnsi="Times New Roman" w:eastAsia="Times New Roman"/>
           <w:b w:val="0"/>
-          <w:sz w:val="21"/>
+          <w:i w:val="0"/>
+          <w:color w:val="2E3D50"/>
+          <w:sz w:val="20"/>
         </w:rPr>
-        <w:t>JavaScript, TypeScript, PHP, Python, SQL, HTML5, CSS3</w:t>
-      </w:r>
-    </w:p>
-    <w:p>
-      <w:pPr>
-        <w:spacing w:before="0" w:after="20" w:line="259" w:lineRule="auto"/>
-      </w:pPr>
-      <w:r>
-        <w:rPr>
-          <w:rFonts w:ascii="Calibri" w:hAnsi="Calibri" w:eastAsia="Calibri"/>
-          <w:b/>
-          <w:sz w:val="21"/>
-        </w:rPr>
-        <w:t xml:space="preserve">Frontend: </w:t>
-      </w:r>
-      <w:r>
-        <w:rPr>
-          <w:rFonts w:ascii="Calibri" w:hAnsi="Calibri" w:eastAsia="Calibri"/>
-          <w:b w:val="0"/>
-          <w:sz w:val="21"/>
-        </w:rPr>
-        <w:t>React.js, Next.js, Redux, Tailwind CSS, Material UI, shadcn/ui, React Native</w:t>
-      </w:r>
-    </w:p>
-    <w:p>
-      <w:pPr>
-        <w:spacing w:before="0" w:after="20" w:line="259" w:lineRule="auto"/>
-      </w:pPr>
-      <w:r>
-        <w:rPr>
-          <w:rFonts w:ascii="Calibri" w:hAnsi="Calibri" w:eastAsia="Calibri"/>
-          <w:b/>
-          <w:sz w:val="21"/>
-        </w:rPr>
-        <w:t xml:space="preserve">Backend / Data: </w:t>
-      </w:r>
-      <w:r>
-        <w:rPr>
-          <w:rFonts w:ascii="Calibri" w:hAnsi="Calibri" w:eastAsia="Calibri"/>
-          <w:b w:val="0"/>
-          <w:sz w:val="21"/>
-        </w:rPr>
-        <w:t>Node.js, Express.js, Laravel, REST APIs, Web Scraping, MySQL, PostgreSQL, Supabase, Prisma</w:t>
-      </w:r>
-    </w:p>
-    <w:p>
-      <w:pPr>
-        <w:spacing w:before="0" w:after="20" w:line="259" w:lineRule="auto"/>
-      </w:pPr>
-      <w:r>
-        <w:rPr>
-          <w:rFonts w:ascii="Calibri" w:hAnsi="Calibri" w:eastAsia="Calibri"/>
-          <w:b/>
-          <w:sz w:val="21"/>
-        </w:rPr>
-        <w:t xml:space="preserve">Cloud / Methods: </w:t>
-      </w:r>
-      <w:r>
-        <w:rPr>
-          <w:rFonts w:ascii="Calibri" w:hAnsi="Calibri" w:eastAsia="Calibri"/>
-          <w:b w:val="0"/>
-          <w:sz w:val="21"/>
-        </w:rPr>
-        <w:t>Git, GitHub Actions, Vercel, Google Cloud, Cloudflare, Agile, Scrum</w:t>
-      </w:r>
-    </w:p>
-    <w:p>
-      <w:pPr>
-        <w:pStyle w:val="Heading2"/>
-        <w:spacing w:before="160" w:after="40" w:line="240" w:lineRule="auto"/>
-        <w:pBdr>
-          <w:bottom w:val="single" w:sz="12" w:space="1" w:color="222222"/>
-        </w:pBdr>
-      </w:pPr>
-      <w:r>
-        <w:rPr>
-          <w:rFonts w:ascii="Calibri" w:hAnsi="Calibri" w:eastAsia="Calibri"/>
-          <w:b/>
-          <w:color w:val="111111"/>
-          <w:sz w:val="23"/>
-        </w:rPr>
-        <w:t>EXPERIENCE</w:t>
-      </w:r>
-    </w:p>
-    <w:p>
-      <w:pPr>
-        <w:spacing w:before="100" w:after="0" w:line="252" w:lineRule="auto"/>
-      </w:pPr>
-      <w:r>
-        <w:rPr>
-          <w:rFonts w:ascii="Calibri" w:hAnsi="Calibri" w:eastAsia="Calibri"/>
-          <w:b/>
-          <w:sz w:val="22"/>
-        </w:rPr>
-        <w:t>Full Stack Developer</w:t>
-      </w:r>
-      <w:r>
-        <w:rPr>
-          <w:rFonts w:ascii="Calibri" w:hAnsi="Calibri" w:eastAsia="Calibri"/>
-          <w:b w:val="0"/>
-          <w:sz w:val="21"/>
-        </w:rPr>
-        <w:t xml:space="preserve">  |  SBS Data Factory · Casablanca, Morocco · Oct 2025 – Present</w:t>
+        <w:tab/>
+        <w:t>Octobre 2025 - Présent, Casablanca, Maroc</w:t>
       </w:r>
     </w:p>
     <w:p>
       <w:pPr>
         <w:pStyle w:val="ListBullet"/>
-        <w:spacing w:before="0" w:after="0" w:line="259" w:lineRule="auto"/>
+        <w:spacing w:before="0" w:after="20" w:line="269" w:lineRule="auto"/>
       </w:pPr>
+      <w:hyperlink r:id="rId15">
+        <w:r>
+          <w:rPr>
+            <w:color w:val="2B7FFF"/>
+            <w:u w:val="single"/>
+            <w:sz w:val="20"/>
+            <w:szCs w:val="20"/>
+            <w:rFonts w:ascii="Times New Roman" w:hAnsi="Times New Roman"/>
+          </w:rPr>
+          <w:t xml:space="preserve">oDoc.ma</w:t>
+        </w:r>
+      </w:hyperlink>
       <w:r>
         <w:rPr>
-          <w:rFonts w:ascii="Calibri" w:hAnsi="Calibri" w:eastAsia="Calibri"/>
+          <w:rFonts w:ascii="Times New Roman" w:hAnsi="Times New Roman" w:eastAsia="Times New Roman"/>
           <w:b w:val="0"/>
-          <w:sz w:val="21"/>
+          <w:i w:val="0"/>
+          <w:color w:val="2E3D50"/>
+          <w:sz w:val="20"/>
         </w:rPr>
-        <w:t>Building oDoc.ma, a medical practice platform for appointment scheduling, patient profiles, prescriptions, and accounting, using React, TypeScript, Tailwind CSS, shadcn/ui, and Supabase.</w:t>
+        <w:t xml:space="preserve"> - Travaillé sur une application web moderne de planification médicale et de gestion de profils, fournissant des composants réutilisables pour la disponibilité des médecins, la prise de rendez-vous et les profils des patients, avec une interface utilisateur claire et réactive.</w:t>
       </w:r>
     </w:p>
     <w:p>
       <w:pPr>
         <w:pStyle w:val="ListBullet"/>
-        <w:spacing w:before="0" w:after="0" w:line="259" w:lineRule="auto"/>
+        <w:spacing w:before="0" w:after="20" w:line="269" w:lineRule="auto"/>
       </w:pPr>
       <w:r>
         <w:rPr>
-          <w:rFonts w:ascii="Calibri" w:hAnsi="Calibri" w:eastAsia="Calibri"/>
+          <w:rFonts w:ascii="Times New Roman" w:hAnsi="Times New Roman" w:eastAsia="Times New Roman"/>
+          <w:b/>
+          <w:i w:val="0"/>
+          <w:color w:val="2E3D50"/>
+          <w:sz w:val="20"/>
+        </w:rPr>
+        <w:t>Tech:</w:t>
+      </w:r>
+      <w:r>
+        <w:rPr>
+          <w:rFonts w:ascii="Times New Roman" w:hAnsi="Times New Roman" w:eastAsia="Times New Roman"/>
           <w:b w:val="0"/>
-          <w:sz w:val="21"/>
+          <w:i w:val="0"/>
+          <w:color w:val="2E3D50"/>
+          <w:sz w:val="20"/>
         </w:rPr>
-        <w:t>Delivered reusable booking and profile components and integrated WhatsApp chatbot support for patient communication.</w:t>
+        <w:t xml:space="preserve"> Nextjs, React, TypeScript, Tailwind CSS, Shadcn-ui, Supabase, Nestjs, PostgreSQL.</w:t>
       </w:r>
     </w:p>
     <w:p>
       <w:pPr>
-        <w:spacing w:before="100" w:after="0" w:line="252" w:lineRule="auto"/>
+        <w:spacing w:before="140" w:after="0" w:line="252" w:lineRule="auto"/>
       </w:pPr>
       <w:r>
         <w:rPr>
-          <w:rFonts w:ascii="Calibri" w:hAnsi="Calibri" w:eastAsia="Calibri"/>
+          <w:rFonts w:ascii="Times New Roman" w:hAnsi="Times New Roman" w:eastAsia="Times New Roman"/>
           <w:b/>
+          <w:i w:val="0"/>
+          <w:color w:val="2E3D50"/>
           <w:sz w:val="22"/>
         </w:rPr>
-        <w:t>Full Stack Developer</w:t>
+        <w:t>FullStack Developer</w:t>
+      </w:r>
+    </w:p>
+    <w:p>
+      <w:pPr>
+        <w:tabs>
+          <w:tab w:pos="10206" w:val="right"/>
+        </w:tabs>
+        <w:spacing w:before="0" w:after="20" w:line="240" w:lineRule="auto"/>
+      </w:pPr>
+      <w:r>
+        <w:rPr>
+          <w:rFonts w:ascii="Times New Roman" w:hAnsi="Times New Roman" w:eastAsia="Times New Roman"/>
+          <w:b/>
+          <w:i w:val="0"/>
+          <w:color w:val="2E3D50"/>
+          <w:sz w:val="21"/>
+        </w:rPr>
+        <w:t>CyberScale</w:t>
       </w:r>
       <w:r>
         <w:rPr>
-          <w:rFonts w:ascii="Calibri" w:hAnsi="Calibri" w:eastAsia="Calibri"/>
+          <w:rFonts w:ascii="Times New Roman" w:hAnsi="Times New Roman" w:eastAsia="Times New Roman"/>
           <w:b w:val="0"/>
-          <w:sz w:val="21"/>
+          <w:i w:val="0"/>
+          <w:color w:val="2E3D50"/>
+          <w:sz w:val="20"/>
         </w:rPr>
-        <w:t xml:space="preserve">  |  SMIAfrica · Casablanca, Morocco · Jun 2025 – Sep 2025</w:t>
+        <w:tab/>
+        <w:t>Juin 2024 - Juin 2025, France</w:t>
       </w:r>
     </w:p>
     <w:p>
       <w:pPr>
         <w:pStyle w:val="ListBullet"/>
-        <w:spacing w:before="0" w:after="0" w:line="259" w:lineRule="auto"/>
+        <w:spacing w:before="0" w:after="20" w:line="269" w:lineRule="auto"/>
       </w:pPr>
       <w:r>
         <w:rPr>
-          <w:rFonts w:ascii="Calibri" w:hAnsi="Calibri" w:eastAsia="Calibri"/>
+          <w:rFonts w:ascii="Times New Roman" w:hAnsi="Times New Roman" w:eastAsia="Times New Roman"/>
           <w:b w:val="0"/>
-          <w:sz w:val="21"/>
+          <w:i w:val="0"/>
+          <w:color w:val="2E3D50"/>
+          <w:sz w:val="20"/>
         </w:rPr>
-        <w:t>Shipped full-stack web features with Next.js, Node.js, and Laravel, including REST APIs and data workflows for client products.</w:t>
+        <w:t xml:space="preserve">Conception et maintenance d'applications web pour des projets publics, notamment </w:t>
       </w:r>
-    </w:p>
-    <w:p>
-      <w:pPr>
-        <w:spacing w:before="100" w:after="0" w:line="252" w:lineRule="auto"/>
-      </w:pPr>
+      <w:hyperlink r:id="rId13">
+        <w:r>
+          <w:rPr>
+            <w:color w:val="2B7FFF"/>
+            <w:u w:val="single"/>
+            <w:sz w:val="20"/>
+            <w:szCs w:val="20"/>
+            <w:rFonts w:ascii="Times New Roman" w:hAnsi="Times New Roman"/>
+          </w:rPr>
+          <w:t xml:space="preserve">Wifina</w:t>
+        </w:r>
+      </w:hyperlink>
       <w:r>
         <w:rPr>
-          <w:rFonts w:ascii="Calibri" w:hAnsi="Calibri" w:eastAsia="Calibri"/>
-          <w:b/>
-          <w:sz w:val="22"/>
+          <w:rFonts w:ascii="Times New Roman" w:hAnsi="Times New Roman" w:eastAsia="Times New Roman"/>
+          <w:b w:val="0"/>
+          <w:i w:val="0"/>
+          <w:color w:val="2E3D50"/>
+          <w:sz w:val="20"/>
         </w:rPr>
-        <w:t>Full Stack Developer</w:t>
+        <w:t xml:space="preserve">, </w:t>
+      </w:r>
+      <w:hyperlink r:id="rId14">
+        <w:r>
+          <w:rPr>
+            <w:color w:val="2B7FFF"/>
+            <w:u w:val="single"/>
+            <w:sz w:val="20"/>
+            <w:szCs w:val="20"/>
+            <w:rFonts w:ascii="Times New Roman" w:hAnsi="Times New Roman"/>
+          </w:rPr>
+          <w:t xml:space="preserve">IBC</w:t>
+        </w:r>
+      </w:hyperlink>
+      <w:r>
+        <w:rPr>
+          <w:rFonts w:ascii="Times New Roman" w:hAnsi="Times New Roman" w:eastAsia="Times New Roman"/>
+          <w:b w:val="0"/>
+          <w:i w:val="0"/>
+          <w:color w:val="2E3D50"/>
+          <w:sz w:val="20"/>
+        </w:rPr>
+        <w:t xml:space="preserve">, </w:t>
+      </w:r>
+      <w:hyperlink r:id="rId19">
+        <w:r>
+          <w:rPr>
+            <w:color w:val="2B7FFF"/>
+            <w:u w:val="single"/>
+            <w:sz w:val="20"/>
+            <w:szCs w:val="20"/>
+            <w:rFonts w:ascii="Times New Roman" w:hAnsi="Times New Roman"/>
+          </w:rPr>
+          <w:t xml:space="preserve">Allo Reflexo</w:t>
+        </w:r>
+      </w:hyperlink>
+      <w:r>
+        <w:rPr>
+          <w:rFonts w:ascii="Times New Roman" w:hAnsi="Times New Roman" w:eastAsia="Times New Roman"/>
+          <w:b w:val="0"/>
+          <w:i w:val="0"/>
+          <w:color w:val="2E3D50"/>
+          <w:sz w:val="20"/>
+        </w:rPr>
+        <w:t xml:space="preserve">, and </w:t>
+      </w:r>
+      <w:hyperlink r:id="rId20">
+        <w:r>
+          <w:rPr>
+            <w:color w:val="2B7FFF"/>
+            <w:u w:val="single"/>
+            <w:sz w:val="20"/>
+            <w:szCs w:val="20"/>
+            <w:rFonts w:ascii="Times New Roman" w:hAnsi="Times New Roman"/>
+          </w:rPr>
+          <w:t xml:space="preserve">CyberScale</w:t>
+        </w:r>
+      </w:hyperlink>
+      <w:r>
+        <w:rPr>
+          <w:rFonts w:ascii="Times New Roman" w:hAnsi="Times New Roman" w:eastAsia="Times New Roman"/>
+          <w:b w:val="0"/>
+          <w:i w:val="0"/>
+          <w:color w:val="2E3D50"/>
+          <w:sz w:val="20"/>
+        </w:rPr>
+        <w:t xml:space="preserve">, Desservant en moyenne </w:t>
       </w:r>
       <w:r>
         <w:rPr>
-          <w:rFonts w:ascii="Calibri" w:hAnsi="Calibri" w:eastAsia="Calibri"/>
+          <w:rFonts w:ascii="Times New Roman" w:hAnsi="Times New Roman" w:eastAsia="Times New Roman"/>
+          <w:b/>
+          <w:i w:val="0"/>
+          <w:color w:val="2E3D50"/>
+          <w:sz w:val="20"/>
+        </w:rPr>
+        <w:t>+3 000</w:t>
+      </w:r>
+      <w:r>
+        <w:rPr>
+          <w:rFonts w:ascii="Times New Roman" w:hAnsi="Times New Roman" w:eastAsia="Times New Roman"/>
           <w:b w:val="0"/>
-          <w:sz w:val="21"/>
+          <w:i w:val="0"/>
+          <w:color w:val="2E3D50"/>
+          <w:sz w:val="20"/>
         </w:rPr>
-        <w:t xml:space="preserve">  |  CyberScale · France · Jun 2024 – Jun 2025</w:t>
+        <w:t xml:space="preserve"> utilisateurs actifs par jour, ce qui témoigne d'une grande fiabilité.</w:t>
       </w:r>
     </w:p>
     <w:p>
       <w:pPr>
         <w:pStyle w:val="ListBullet"/>
-        <w:spacing w:before="0" w:after="0" w:line="259" w:lineRule="auto"/>
+        <w:spacing w:before="0" w:after="20" w:line="269" w:lineRule="auto"/>
       </w:pPr>
       <w:r>
         <w:rPr>
-          <w:rFonts w:ascii="Calibri" w:hAnsi="Calibri" w:eastAsia="Calibri"/>
+          <w:rFonts w:ascii="Times New Roman" w:hAnsi="Times New Roman" w:eastAsia="Times New Roman"/>
           <w:b w:val="0"/>
-          <w:sz w:val="21"/>
+          <w:i w:val="0"/>
+          <w:color w:val="2E3D50"/>
+          <w:sz w:val="20"/>
         </w:rPr>
-        <w:t>Built and maintained public web apps including Wifina, IBC, and Allo Reflexo, serving 2,000+ average daily active users.</w:t>
+        <w:t xml:space="preserve">A orchestré la collaboration entre les équipes front-end, back-end et QA pour améliorer les performances des applications de </w:t>
+      </w:r>
+      <w:r>
+        <w:rPr>
+          <w:rFonts w:ascii="Times New Roman" w:hAnsi="Times New Roman" w:eastAsia="Times New Roman"/>
+          <w:b/>
+          <w:i w:val="0"/>
+          <w:color w:val="2E3D50"/>
+          <w:sz w:val="20"/>
+        </w:rPr>
+        <w:t>25%</w:t>
+      </w:r>
+      <w:r>
+        <w:rPr>
+          <w:rFonts w:ascii="Times New Roman" w:hAnsi="Times New Roman" w:eastAsia="Times New Roman"/>
+          <w:b w:val="0"/>
+          <w:i w:val="0"/>
+          <w:color w:val="2E3D50"/>
+          <w:sz w:val="20"/>
+        </w:rPr>
+        <w:t xml:space="preserve"> grâce à l'optimisation du code et à la rationalisation des processus de déploiement, tout en assurant l'évolutivité et les meilleures pratiques de codage.</w:t>
       </w:r>
     </w:p>
     <w:p>
       <w:pPr>
         <w:pStyle w:val="ListBullet"/>
-        <w:spacing w:before="0" w:after="0" w:line="259" w:lineRule="auto"/>
+        <w:spacing w:before="0" w:after="20" w:line="269" w:lineRule="auto"/>
       </w:pPr>
       <w:r>
         <w:rPr>
-          <w:rFonts w:ascii="Calibri" w:hAnsi="Calibri" w:eastAsia="Calibri"/>
+          <w:rFonts w:ascii="Times New Roman" w:hAnsi="Times New Roman" w:eastAsia="Times New Roman"/>
+          <w:b/>
+          <w:i w:val="0"/>
+          <w:color w:val="2E3D50"/>
+          <w:sz w:val="20"/>
+        </w:rPr>
+        <w:t>Tech:</w:t>
+      </w:r>
+      <w:r>
+        <w:rPr>
+          <w:rFonts w:ascii="Times New Roman" w:hAnsi="Times New Roman" w:eastAsia="Times New Roman"/>
           <w:b w:val="0"/>
-          <w:sz w:val="21"/>
+          <w:i w:val="0"/>
+          <w:color w:val="2E3D50"/>
+          <w:sz w:val="20"/>
         </w:rPr>
-        <w:t>Improved application performance by 25% with front-end, back-end, and QA collaboration. Delivered Wifina (Next.js, TypeScript, Laravel) and IBC, a skills-anticipation tool for Centre-Val de Loire, France.</w:t>
+        <w:t xml:space="preserve"> Nextjs, React, Typescript, MaterialUI, Laravel, Nodejs, Expressjs, MySQL.</w:t>
       </w:r>
     </w:p>
     <w:p>
       <w:pPr>
-        <w:spacing w:before="100" w:after="0" w:line="252" w:lineRule="auto"/>
+        <w:spacing w:before="140" w:after="0" w:line="252" w:lineRule="auto"/>
       </w:pPr>
       <w:r>
         <w:rPr>
-          <w:rFonts w:ascii="Calibri" w:hAnsi="Calibri" w:eastAsia="Calibri"/>
+          <w:rFonts w:ascii="Times New Roman" w:hAnsi="Times New Roman" w:eastAsia="Times New Roman"/>
           <w:b/>
+          <w:i w:val="0"/>
+          <w:color w:val="2E3D50"/>
           <w:sz w:val="22"/>
         </w:rPr>
-        <w:t>Junior Cloud Consultant Intern</w:t>
+        <w:t>Consultant Cloud junior - Stagiaire</w:t>
+      </w:r>
+    </w:p>
+    <w:p>
+      <w:pPr>
+        <w:tabs>
+          <w:tab w:pos="10206" w:val="right"/>
+        </w:tabs>
+        <w:spacing w:before="0" w:after="20" w:line="240" w:lineRule="auto"/>
+      </w:pPr>
+      <w:r>
+        <w:rPr>
+          <w:rFonts w:ascii="Times New Roman" w:hAnsi="Times New Roman" w:eastAsia="Times New Roman"/>
+          <w:b/>
+          <w:i w:val="0"/>
+          <w:color w:val="2E3D50"/>
+          <w:sz w:val="21"/>
+        </w:rPr>
+        <w:t>CBI</w:t>
       </w:r>
       <w:r>
         <w:rPr>
-          <w:rFonts w:ascii="Calibri" w:hAnsi="Calibri" w:eastAsia="Calibri"/>
+          <w:rFonts w:ascii="Times New Roman" w:hAnsi="Times New Roman" w:eastAsia="Times New Roman"/>
           <w:b w:val="0"/>
-          <w:sz w:val="21"/>
+          <w:i w:val="0"/>
+          <w:color w:val="2E3D50"/>
+          <w:sz w:val="20"/>
         </w:rPr>
-        <w:t xml:space="preserve">  |  CBI · Casablanca, Morocco · Sep 2023 – Jan 2024</w:t>
+        <w:tab/>
+        <w:t>Septembre 2023 - Janvier 2024, Casablanca, Morocco</w:t>
       </w:r>
     </w:p>
     <w:p>
       <w:pPr>
         <w:pStyle w:val="ListBullet"/>
-        <w:spacing w:before="0" w:after="0" w:line="259" w:lineRule="auto"/>
+        <w:spacing w:before="0" w:after="20" w:line="269" w:lineRule="auto"/>
       </w:pPr>
       <w:r>
         <w:rPr>
-          <w:rFonts w:ascii="Calibri" w:hAnsi="Calibri" w:eastAsia="Calibri"/>
+          <w:rFonts w:ascii="Times New Roman" w:hAnsi="Times New Roman" w:eastAsia="Times New Roman"/>
           <w:b w:val="0"/>
-          <w:sz w:val="21"/>
+          <w:i w:val="0"/>
+          <w:color w:val="2E3D50"/>
+          <w:sz w:val="20"/>
         </w:rPr>
-        <w:t>Supported pre-sales and Microsoft CSP subscription management (MWP) for 100+ clients, mapping business needs to cloud offers.</w:t>
-      </w:r>
-    </w:p>
-    <w:p>
-      <w:pPr>
-        <w:spacing w:before="100" w:after="0" w:line="252" w:lineRule="auto"/>
-      </w:pPr>
-      <w:r>
-        <w:rPr>
-          <w:rFonts w:ascii="Calibri" w:hAnsi="Calibri" w:eastAsia="Calibri"/>
-          <w:b/>
-          <w:sz w:val="22"/>
-        </w:rPr>
-        <w:t>Junior Full Stack Developer</w:t>
+        <w:t xml:space="preserve">A assisté aux activités de pré-vente et a fourni un support dans la création d'offres Microsoft pour </w:t>
       </w:r>
       <w:r>
         <w:rPr>
-          <w:rFonts w:ascii="Calibri" w:hAnsi="Calibri" w:eastAsia="Calibri"/>
+          <w:rFonts w:ascii="Times New Roman" w:hAnsi="Times New Roman" w:eastAsia="Times New Roman"/>
+          <w:b/>
+          <w:i w:val="0"/>
+          <w:color w:val="2E3D50"/>
+          <w:sz w:val="20"/>
+        </w:rPr>
+        <w:t>+100</w:t>
+      </w:r>
+      <w:r>
+        <w:rPr>
+          <w:rFonts w:ascii="Times New Roman" w:hAnsi="Times New Roman" w:eastAsia="Times New Roman"/>
           <w:b w:val="0"/>
-          <w:sz w:val="21"/>
+          <w:i w:val="0"/>
+          <w:color w:val="2E3D50"/>
+          <w:sz w:val="20"/>
         </w:rPr>
-        <w:t xml:space="preserve">  |  IS-TECH · Casablanca, Morocco · Apr 2023 – Aug 2023</w:t>
+        <w:t xml:space="preserve"> clients.</w:t>
       </w:r>
     </w:p>
     <w:p>
       <w:pPr>
         <w:pStyle w:val="ListBullet"/>
-        <w:spacing w:before="0" w:after="0" w:line="259" w:lineRule="auto"/>
+        <w:spacing w:before="0" w:after="20" w:line="269" w:lineRule="auto"/>
       </w:pPr>
       <w:r>
         <w:rPr>
-          <w:rFonts w:ascii="Calibri" w:hAnsi="Calibri" w:eastAsia="Calibri"/>
+          <w:rFonts w:ascii="Times New Roman" w:hAnsi="Times New Roman" w:eastAsia="Times New Roman"/>
           <w:b w:val="0"/>
-          <w:sz w:val="21"/>
+          <w:i w:val="0"/>
+          <w:color w:val="2E3D50"/>
+          <w:sz w:val="20"/>
         </w:rPr>
-        <w:t>Developed interactive React.js and Laravel applications, managed complex state with Redux, and integrated REST APIs into reusable UI modules.</w:t>
-      </w:r>
-    </w:p>
-    <w:p>
-      <w:pPr>
-        <w:spacing w:before="100" w:after="0" w:line="252" w:lineRule="auto"/>
-      </w:pPr>
-      <w:r>
-        <w:rPr>
-          <w:rFonts w:ascii="Calibri" w:hAnsi="Calibri" w:eastAsia="Calibri"/>
-          <w:b/>
-          <w:sz w:val="22"/>
-        </w:rPr>
-        <w:t>Full Stack Developer Intern</w:t>
-      </w:r>
-      <w:r>
-        <w:rPr>
-          <w:rFonts w:ascii="Calibri" w:hAnsi="Calibri" w:eastAsia="Calibri"/>
-          <w:b w:val="0"/>
-          <w:sz w:val="21"/>
-        </w:rPr>
-        <w:t xml:space="preserve">  |  Palmeraie Country Club · Casablanca, Morocco · Jul 2022 – Sep 2022</w:t>
+        <w:t>A géré les abonnements Microsoft via MWP (Microsoft Subscription Management - CSP), aidant les clients à optimiser leurs solutions cloud.</w:t>
       </w:r>
     </w:p>
     <w:p>
       <w:pPr>
         <w:pStyle w:val="ListBullet"/>
-        <w:spacing w:before="0" w:after="0" w:line="259" w:lineRule="auto"/>
+        <w:spacing w:before="0" w:after="20" w:line="269" w:lineRule="auto"/>
       </w:pPr>
       <w:r>
         <w:rPr>
-          <w:rFonts w:ascii="Calibri" w:hAnsi="Calibri" w:eastAsia="Calibri"/>
+          <w:rFonts w:ascii="Times New Roman" w:hAnsi="Times New Roman" w:eastAsia="Times New Roman"/>
           <w:b w:val="0"/>
-          <w:sz w:val="21"/>
+          <w:i w:val="0"/>
+          <w:color w:val="2E3D50"/>
+          <w:sz w:val="20"/>
         </w:rPr>
-        <w:t>Implemented a membership and subscription management app with HTML, CSS, JavaScript, PHP, and MySQL.</w:t>
+        <w:t>A collaboré avec les clients pour comprendre les besoins et a fourni des solutions cloud Microsoft et améliorer leurs opérations commerciales.</w:t>
       </w:r>
     </w:p>
     <w:p>
       <w:pPr>
-        <w:pStyle w:val="Heading2"/>
-        <w:spacing w:before="160" w:after="40" w:line="240" w:lineRule="auto"/>
+        <w:spacing w:before="140" w:after="0" w:line="252" w:lineRule="auto"/>
+      </w:pPr>
+      <w:r>
+        <w:rPr>
+          <w:rFonts w:ascii="Times New Roman" w:hAnsi="Times New Roman" w:eastAsia="Times New Roman"/>
+          <w:b/>
+          <w:i w:val="0"/>
+          <w:color w:val="2E3D50"/>
+          <w:sz w:val="22"/>
+        </w:rPr>
+        <w:t>Junior FullStack Developer</w:t>
+      </w:r>
+    </w:p>
+    <w:p>
+      <w:pPr>
+        <w:tabs>
+          <w:tab w:pos="10206" w:val="right"/>
+        </w:tabs>
+        <w:spacing w:before="0" w:after="20" w:line="240" w:lineRule="auto"/>
+      </w:pPr>
+      <w:r>
+        <w:rPr>
+          <w:rFonts w:ascii="Times New Roman" w:hAnsi="Times New Roman" w:eastAsia="Times New Roman"/>
+          <w:b/>
+          <w:i w:val="0"/>
+          <w:color w:val="2E3D50"/>
+          <w:sz w:val="21"/>
+        </w:rPr>
+        <w:t>IS-TECH</w:t>
+      </w:r>
+      <w:r>
+        <w:rPr>
+          <w:rFonts w:ascii="Times New Roman" w:hAnsi="Times New Roman" w:eastAsia="Times New Roman"/>
+          <w:b w:val="0"/>
+          <w:i w:val="0"/>
+          <w:color w:val="2E3D50"/>
+          <w:sz w:val="20"/>
+        </w:rPr>
+        <w:tab/>
+        <w:t>Juillet 2023 - Novembre 2023, Casablanca, Morocco</w:t>
+      </w:r>
+    </w:p>
+    <w:p>
+      <w:pPr>
+        <w:pStyle w:val="ListBullet"/>
+        <w:spacing w:before="0" w:after="20" w:line="269" w:lineRule="auto"/>
+      </w:pPr>
+      <w:r>
+        <w:rPr>
+          <w:rFonts w:ascii="Times New Roman" w:hAnsi="Times New Roman" w:eastAsia="Times New Roman"/>
+          <w:b w:val="0"/>
+          <w:i w:val="0"/>
+          <w:color w:val="2E3D50"/>
+          <w:sz w:val="20"/>
+        </w:rPr>
+        <w:t>A conçu et développé des applications web interactives.</w:t>
+      </w:r>
+    </w:p>
+    <w:p>
+      <w:pPr>
+        <w:pStyle w:val="ListBullet"/>
+        <w:spacing w:before="0" w:after="20" w:line="269" w:lineRule="auto"/>
+      </w:pPr>
+      <w:r>
+        <w:rPr>
+          <w:rFonts w:ascii="Times New Roman" w:hAnsi="Times New Roman" w:eastAsia="Times New Roman"/>
+          <w:b w:val="0"/>
+          <w:i w:val="0"/>
+          <w:color w:val="2E3D50"/>
+          <w:sz w:val="20"/>
+        </w:rPr>
+        <w:t>A intégré des API RESTful pour étendre les fonctionnalités de l'application principale, améliorant l'expérience utilisateur et rationalisant le flux de données à travers plusieurs modules.</w:t>
+      </w:r>
+    </w:p>
+    <w:p>
+      <w:pPr>
+        <w:pStyle w:val="ListBullet"/>
+        <w:spacing w:before="0" w:after="20" w:line="269" w:lineRule="auto"/>
+      </w:pPr>
+      <w:r>
+        <w:rPr>
+          <w:rFonts w:ascii="Times New Roman" w:hAnsi="Times New Roman" w:eastAsia="Times New Roman"/>
+          <w:b/>
+          <w:i w:val="0"/>
+          <w:color w:val="2E3D50"/>
+          <w:sz w:val="20"/>
+        </w:rPr>
+        <w:t>Tech:</w:t>
+      </w:r>
+      <w:r>
+        <w:rPr>
+          <w:rFonts w:ascii="Times New Roman" w:hAnsi="Times New Roman" w:eastAsia="Times New Roman"/>
+          <w:b w:val="0"/>
+          <w:i w:val="0"/>
+          <w:color w:val="2E3D50"/>
+          <w:sz w:val="20"/>
+        </w:rPr>
+        <w:t xml:space="preserve"> React, Javascript, MaterialUI, Redux, Laravel, MySQL.</w:t>
+      </w:r>
+    </w:p>
+    <w:p>
+      <w:pPr>
+        <w:spacing w:before="140" w:after="0" w:line="252" w:lineRule="auto"/>
+      </w:pPr>
+      <w:r>
+        <w:rPr>
+          <w:rFonts w:ascii="Times New Roman" w:hAnsi="Times New Roman" w:eastAsia="Times New Roman"/>
+          <w:b/>
+          <w:i w:val="0"/>
+          <w:color w:val="2E3D50"/>
+          <w:sz w:val="22"/>
+        </w:rPr>
+        <w:t>FullStack Developer Intern</w:t>
+      </w:r>
+    </w:p>
+    <w:p>
+      <w:pPr>
+        <w:tabs>
+          <w:tab w:pos="10206" w:val="right"/>
+        </w:tabs>
+        <w:spacing w:before="0" w:after="20" w:line="240" w:lineRule="auto"/>
+      </w:pPr>
+      <w:r>
+        <w:rPr>
+          <w:rFonts w:ascii="Times New Roman" w:hAnsi="Times New Roman" w:eastAsia="Times New Roman"/>
+          <w:b/>
+          <w:i w:val="0"/>
+          <w:color w:val="2E3D50"/>
+          <w:sz w:val="21"/>
+        </w:rPr>
+        <w:t>Palmeraie Country Club</w:t>
+      </w:r>
+      <w:r>
+        <w:rPr>
+          <w:rFonts w:ascii="Times New Roman" w:hAnsi="Times New Roman" w:eastAsia="Times New Roman"/>
+          <w:b w:val="0"/>
+          <w:i w:val="0"/>
+          <w:color w:val="2E3D50"/>
+          <w:sz w:val="20"/>
+        </w:rPr>
+        <w:tab/>
+        <w:t>Juillet 2022 - Septembre 2022, Casablanca, Morocco</w:t>
+      </w:r>
+    </w:p>
+    <w:p>
+      <w:pPr>
+        <w:pStyle w:val="ListBullet"/>
+        <w:spacing w:before="0" w:after="20" w:line="269" w:lineRule="auto"/>
+      </w:pPr>
+      <w:r>
+        <w:rPr>
+          <w:rFonts w:ascii="Times New Roman" w:hAnsi="Times New Roman" w:eastAsia="Times New Roman"/>
+          <w:b w:val="0"/>
+          <w:i w:val="0"/>
+          <w:color w:val="2E3D50"/>
+          <w:sz w:val="20"/>
+        </w:rPr>
+        <w:t>A conçu et développé une application web pour la gestion des adhésions et des abonnements utilisant HTML, CSS, JavaScript, PHP et MySQL.</w:t>
+      </w:r>
+    </w:p>
+    <w:p>
+      <w:pPr>
+        <w:spacing w:before="200" w:after="80" w:line="240" w:lineRule="auto"/>
         <w:pBdr>
-          <w:bottom w:val="single" w:sz="12" w:space="1" w:color="222222"/>
+          <w:bottom w:val="single" w:sz="12" w:space="1" w:color="2E3D50"/>
         </w:pBdr>
       </w:pPr>
       <w:r>
         <w:rPr>
-          <w:rFonts w:ascii="Calibri" w:hAnsi="Calibri" w:eastAsia="Calibri"/>
+          <w:rFonts w:ascii="Times New Roman" w:hAnsi="Times New Roman" w:eastAsia="Times New Roman"/>
           <w:b/>
-          <w:color w:val="111111"/>
-          <w:sz w:val="23"/>
+          <w:i w:val="0"/>
+          <w:color w:val="2E3D50"/>
+          <w:sz w:val="24"/>
         </w:rPr>
-        <w:t>PROJECTS</w:t>
+        <w:t>COMPÉTENCES</w:t>
+      </w:r>
+    </w:p>
+    <w:p>
+      <w:pPr>
+        <w:spacing w:before="20" w:after="20" w:line="269" w:lineRule="auto"/>
+      </w:pPr>
+      <w:r>
+        <w:rPr>
+          <w:rFonts w:ascii="Times New Roman" w:hAnsi="Times New Roman" w:eastAsia="Times New Roman"/>
+          <w:b/>
+          <w:i w:val="0"/>
+          <w:color w:val="2E3D50"/>
+          <w:sz w:val="20"/>
+        </w:rPr>
+        <w:t xml:space="preserve">Langages de programmation: </w:t>
+      </w:r>
+      <w:r>
+        <w:rPr>
+          <w:rFonts w:ascii="Times New Roman" w:hAnsi="Times New Roman" w:eastAsia="Times New Roman"/>
+          <w:b w:val="0"/>
+          <w:i w:val="0"/>
+          <w:color w:val="2E3D50"/>
+          <w:sz w:val="20"/>
+        </w:rPr>
+        <w:t>JavaScript, TypeScript, PHP, Python, Java, C/C++</w:t>
+      </w:r>
+    </w:p>
+    <w:p>
+      <w:pPr>
+        <w:spacing w:before="20" w:after="20" w:line="269" w:lineRule="auto"/>
+      </w:pPr>
+      <w:r>
+        <w:rPr>
+          <w:rFonts w:ascii="Times New Roman" w:hAnsi="Times New Roman" w:eastAsia="Times New Roman"/>
+          <w:b/>
+          <w:i w:val="0"/>
+          <w:color w:val="2E3D50"/>
+          <w:sz w:val="20"/>
+        </w:rPr>
+        <w:t xml:space="preserve">Frontend/ Backend: </w:t>
+      </w:r>
+      <w:r>
+        <w:rPr>
+          <w:rFonts w:ascii="Times New Roman" w:hAnsi="Times New Roman" w:eastAsia="Times New Roman"/>
+          <w:b w:val="0"/>
+          <w:i w:val="0"/>
+          <w:color w:val="2E3D50"/>
+          <w:sz w:val="20"/>
+        </w:rPr>
+        <w:t>React.js, Next.js, Express, Node.js, Laravel</w:t>
+      </w:r>
+    </w:p>
+    <w:p>
+      <w:pPr>
+        <w:spacing w:before="20" w:after="20" w:line="269" w:lineRule="auto"/>
+      </w:pPr>
+      <w:r>
+        <w:rPr>
+          <w:rFonts w:ascii="Times New Roman" w:hAnsi="Times New Roman" w:eastAsia="Times New Roman"/>
+          <w:b/>
+          <w:i w:val="0"/>
+          <w:color w:val="2E3D50"/>
+          <w:sz w:val="20"/>
+        </w:rPr>
+        <w:t xml:space="preserve">Services Cloud: </w:t>
+      </w:r>
+      <w:r>
+        <w:rPr>
+          <w:rFonts w:ascii="Times New Roman" w:hAnsi="Times New Roman" w:eastAsia="Times New Roman"/>
+          <w:b w:val="0"/>
+          <w:i w:val="0"/>
+          <w:color w:val="2E3D50"/>
+          <w:sz w:val="20"/>
+        </w:rPr>
+        <w:t>Google Cloud, Vercel, Cloudflare</w:t>
+      </w:r>
+    </w:p>
+    <w:p>
+      <w:pPr>
+        <w:spacing w:before="20" w:after="20" w:line="269" w:lineRule="auto"/>
+      </w:pPr>
+      <w:r>
+        <w:rPr>
+          <w:rFonts w:ascii="Times New Roman" w:hAnsi="Times New Roman" w:eastAsia="Times New Roman"/>
+          <w:b/>
+          <w:i w:val="0"/>
+          <w:color w:val="2E3D50"/>
+          <w:sz w:val="20"/>
+        </w:rPr>
+        <w:t xml:space="preserve">Database: </w:t>
+      </w:r>
+      <w:r>
+        <w:rPr>
+          <w:rFonts w:ascii="Times New Roman" w:hAnsi="Times New Roman" w:eastAsia="Times New Roman"/>
+          <w:b w:val="0"/>
+          <w:i w:val="0"/>
+          <w:color w:val="2E3D50"/>
+          <w:sz w:val="20"/>
+        </w:rPr>
+        <w:t>MySQL, PostgreSQL, Supabase, MongoDB</w:t>
+      </w:r>
+    </w:p>
+    <w:p>
+      <w:pPr>
+        <w:spacing w:before="20" w:after="20" w:line="269" w:lineRule="auto"/>
+      </w:pPr>
+      <w:r>
+        <w:rPr>
+          <w:rFonts w:ascii="Times New Roman" w:hAnsi="Times New Roman" w:eastAsia="Times New Roman"/>
+          <w:b/>
+          <w:i w:val="0"/>
+          <w:color w:val="2E3D50"/>
+          <w:sz w:val="20"/>
+        </w:rPr>
+        <w:t xml:space="preserve">Intelligence Artificiel/ AI: </w:t>
+      </w:r>
+      <w:r>
+        <w:rPr>
+          <w:rFonts w:ascii="Times New Roman" w:hAnsi="Times New Roman" w:eastAsia="Times New Roman"/>
+          <w:b w:val="0"/>
+          <w:i w:val="0"/>
+          <w:color w:val="2E3D50"/>
+          <w:sz w:val="20"/>
+        </w:rPr>
+        <w:t>OpenAI API, Claude, Cursor, Copilot, DeepSeek, Ollama, n8n</w:t>
+      </w:r>
+    </w:p>
+    <w:p>
+      <w:pPr>
+        <w:spacing w:before="20" w:after="20" w:line="269" w:lineRule="auto"/>
+      </w:pPr>
+      <w:r>
+        <w:rPr>
+          <w:rFonts w:ascii="Times New Roman" w:hAnsi="Times New Roman" w:eastAsia="Times New Roman"/>
+          <w:b/>
+          <w:i w:val="0"/>
+          <w:color w:val="2E3D50"/>
+          <w:sz w:val="20"/>
+        </w:rPr>
+        <w:t xml:space="preserve">Méthodologies: </w:t>
+      </w:r>
+      <w:r>
+        <w:rPr>
+          <w:rFonts w:ascii="Times New Roman" w:hAnsi="Times New Roman" w:eastAsia="Times New Roman"/>
+          <w:b w:val="0"/>
+          <w:i w:val="0"/>
+          <w:color w:val="2E3D50"/>
+          <w:sz w:val="20"/>
+        </w:rPr>
+        <w:t>Agile, Scrum, Kanban, Design Pattern, Web Architecture</w:t>
+      </w:r>
+    </w:p>
+    <w:p>
+      <w:pPr>
+        <w:spacing w:before="20" w:after="20" w:line="269" w:lineRule="auto"/>
+      </w:pPr>
+      <w:r>
+        <w:rPr>
+          <w:rFonts w:ascii="Times New Roman" w:hAnsi="Times New Roman" w:eastAsia="Times New Roman"/>
+          <w:b/>
+          <w:i w:val="0"/>
+          <w:color w:val="2E3D50"/>
+          <w:sz w:val="20"/>
+        </w:rPr>
+        <w:t xml:space="preserve">Soft Skills: </w:t>
+      </w:r>
+      <w:r>
+        <w:rPr>
+          <w:rFonts w:ascii="Times New Roman" w:hAnsi="Times New Roman" w:eastAsia="Times New Roman"/>
+          <w:b w:val="0"/>
+          <w:i w:val="0"/>
+          <w:color w:val="2E3D50"/>
+          <w:sz w:val="20"/>
+        </w:rPr>
+        <w:t>Communication, collaboration en équipe, résolution de problèmes, gestion du temps, adaptabilité</w:t>
+      </w:r>
+    </w:p>
+    <w:p>
+      <w:pPr>
+        <w:spacing w:before="200" w:after="80" w:line="240" w:lineRule="auto"/>
+        <w:pBdr>
+          <w:bottom w:val="single" w:sz="12" w:space="1" w:color="2E3D50"/>
+        </w:pBdr>
+      </w:pPr>
+      <w:r>
+        <w:rPr>
+          <w:rFonts w:ascii="Times New Roman" w:hAnsi="Times New Roman" w:eastAsia="Times New Roman"/>
+          <w:b/>
+          <w:i w:val="0"/>
+          <w:color w:val="2E3D50"/>
+          <w:sz w:val="24"/>
+        </w:rPr>
+        <w:t>ÉDUCATION</w:t>
       </w:r>
     </w:p>
     <w:p>
@@ -475,20 +1176,28 @@
       </w:pPr>
       <w:r>
         <w:rPr>
-          <w:rFonts w:ascii="Calibri" w:hAnsi="Calibri" w:eastAsia="Calibri"/>
+          <w:rFonts w:ascii="Times New Roman" w:hAnsi="Times New Roman" w:eastAsia="Times New Roman"/>
           <w:b/>
-          <w:sz w:val="22"/>
+          <w:i w:val="0"/>
+          <w:color w:val="2E3D50"/>
+          <w:sz w:val="21"/>
         </w:rPr>
-        <w:t>Appart Ali</w:t>
+        <w:t>Master: Ingénierie des systèmes intelligents</w:t>
       </w:r>
+    </w:p>
+    <w:p>
+      <w:pPr>
+        <w:spacing w:before="0" w:after="40" w:line="240" w:lineRule="auto"/>
+      </w:pPr>
       <w:r>
         <w:rPr>
-          <w:rFonts w:ascii="Calibri" w:hAnsi="Calibri" w:eastAsia="Calibri"/>
+          <w:rFonts w:ascii="Times New Roman" w:hAnsi="Times New Roman" w:eastAsia="Times New Roman"/>
           <w:b w:val="0"/>
-          <w:color w:val="333333"/>
+          <w:i w:val="0"/>
+          <w:color w:val="2E3D50"/>
           <w:sz w:val="20"/>
         </w:rPr>
-        <w:t xml:space="preserve">  |  Next.js, Prisma | appartali.com — listings, Guesty API, AI assistant</w:t>
+        <w:t>Université Hassan 2 · Casablanca · 2026</w:t>
       </w:r>
     </w:p>
     <w:p>
@@ -497,140 +1206,63 @@
       </w:pPr>
       <w:r>
         <w:rPr>
-          <w:rFonts w:ascii="Calibri" w:hAnsi="Calibri" w:eastAsia="Calibri"/>
+          <w:rFonts w:ascii="Times New Roman" w:hAnsi="Times New Roman" w:eastAsia="Times New Roman"/>
           <w:b/>
-          <w:sz w:val="22"/>
+          <w:i w:val="0"/>
+          <w:color w:val="2E3D50"/>
+          <w:sz w:val="21"/>
         </w:rPr>
-        <w:t>Invoicr</w:t>
-      </w:r>
-      <w:r>
-        <w:rPr>
-          <w:rFonts w:ascii="Calibri" w:hAnsi="Calibri" w:eastAsia="Calibri"/>
-          <w:b w:val="0"/>
-          <w:color w:val="333333"/>
-          <w:sz w:val="20"/>
-        </w:rPr>
-        <w:t xml:space="preserve">  |  Next.js, Supabase | invoicrapp.com — invoice generation and management SaaS</w:t>
+        <w:t>Licence Fondamentale SMI</w:t>
       </w:r>
     </w:p>
     <w:p>
       <w:pPr>
-        <w:pStyle w:val="Heading2"/>
-        <w:spacing w:before="160" w:after="40" w:line="240" w:lineRule="auto"/>
-        <w:pBdr>
-          <w:bottom w:val="single" w:sz="12" w:space="1" w:color="222222"/>
-        </w:pBdr>
+        <w:spacing w:before="0" w:after="40" w:line="240" w:lineRule="auto"/>
       </w:pPr>
       <w:r>
         <w:rPr>
-          <w:rFonts w:ascii="Calibri" w:hAnsi="Calibri" w:eastAsia="Calibri"/>
-          <w:b/>
-          <w:color w:val="111111"/>
-          <w:sz w:val="23"/>
+          <w:rFonts w:ascii="Times New Roman" w:hAnsi="Times New Roman" w:eastAsia="Times New Roman"/>
+          <w:b w:val="0"/>
+          <w:i w:val="0"/>
+          <w:color w:val="2E3D50"/>
+          <w:sz w:val="20"/>
         </w:rPr>
-        <w:t>EDUCATION</w:t>
+        <w:t>Université Hassan 2 · Casablanca · 2024</w:t>
       </w:r>
     </w:p>
     <w:p>
       <w:pPr>
-        <w:spacing w:before="40" w:after="0" w:line="252" w:lineRule="auto"/>
+        <w:spacing w:before="60" w:after="0" w:line="252" w:lineRule="auto"/>
       </w:pPr>
       <w:r>
         <w:rPr>
-          <w:rFonts w:ascii="Calibri" w:hAnsi="Calibri" w:eastAsia="Calibri"/>
+          <w:rFonts w:ascii="Times New Roman" w:hAnsi="Times New Roman" w:eastAsia="Times New Roman"/>
           <w:b/>
+          <w:i w:val="0"/>
+          <w:color w:val="2E3D50"/>
           <w:sz w:val="21"/>
         </w:rPr>
-        <w:t>Master's in Intelligent Systems Engineering</w:t>
-      </w:r>
-      <w:r>
-        <w:rPr>
-          <w:rFonts w:ascii="Calibri" w:hAnsi="Calibri" w:eastAsia="Calibri"/>
-          <w:b w:val="0"/>
-          <w:color w:val="333333"/>
-          <w:sz w:val="20"/>
-        </w:rPr>
-        <w:t xml:space="preserve">  |  Faculty of Sciences Ain Chock, Hassan II University · Casablanca · 2024 – Present</w:t>
+        <w:t>DUT en Génie informatique</w:t>
       </w:r>
     </w:p>
     <w:p>
       <w:pPr>
-        <w:spacing w:before="40" w:after="0" w:line="252" w:lineRule="auto"/>
+        <w:spacing w:before="0" w:after="40" w:line="240" w:lineRule="auto"/>
       </w:pPr>
       <w:r>
         <w:rPr>
-          <w:rFonts w:ascii="Calibri" w:hAnsi="Calibri" w:eastAsia="Calibri"/>
-          <w:b/>
-          <w:sz w:val="21"/>
-        </w:rPr>
-        <w:t>Bachelor's in Mathematical and Computer Sciences (SMI)</w:t>
-      </w:r>
-      <w:r>
-        <w:rPr>
-          <w:rFonts w:ascii="Calibri" w:hAnsi="Calibri" w:eastAsia="Calibri"/>
+          <w:rFonts w:ascii="Times New Roman" w:hAnsi="Times New Roman" w:eastAsia="Times New Roman"/>
           <w:b w:val="0"/>
-          <w:color w:val="333333"/>
+          <w:i w:val="0"/>
+          <w:color w:val="2E3D50"/>
           <w:sz w:val="20"/>
         </w:rPr>
-        <w:t xml:space="preserve">  |  Faculty of Sciences Ain Chock, Hassan II University · Casablanca · 2023 – 2024</w:t>
-      </w:r>
-    </w:p>
-    <w:p>
-      <w:pPr>
-        <w:spacing w:before="40" w:after="0" w:line="252" w:lineRule="auto"/>
-      </w:pPr>
-      <w:r>
-        <w:rPr>
-          <w:rFonts w:ascii="Calibri" w:hAnsi="Calibri" w:eastAsia="Calibri"/>
-          <w:b/>
-          <w:sz w:val="21"/>
-        </w:rPr>
-        <w:t>University Diploma of Technology in Computer Engineering</w:t>
-      </w:r>
-      <w:r>
-        <w:rPr>
-          <w:rFonts w:ascii="Calibri" w:hAnsi="Calibri" w:eastAsia="Calibri"/>
-          <w:b w:val="0"/>
-          <w:color w:val="333333"/>
-          <w:sz w:val="20"/>
-        </w:rPr>
-        <w:t xml:space="preserve">  |  EST Safi, Cadi Ayyad University · Safi · 2021 – 2023</w:t>
-      </w:r>
-    </w:p>
-    <w:p>
-      <w:pPr>
-        <w:pStyle w:val="Heading2"/>
-        <w:spacing w:before="160" w:after="40" w:line="240" w:lineRule="auto"/>
-        <w:pBdr>
-          <w:bottom w:val="single" w:sz="12" w:space="1" w:color="222222"/>
-        </w:pBdr>
-      </w:pPr>
-      <w:r>
-        <w:rPr>
-          <w:rFonts w:ascii="Calibri" w:hAnsi="Calibri" w:eastAsia="Calibri"/>
-          <w:b/>
-          <w:color w:val="111111"/>
-          <w:sz w:val="23"/>
-        </w:rPr>
-        <w:t>LANGUAGES</w:t>
-      </w:r>
-    </w:p>
-    <w:p>
-      <w:pPr>
-        <w:spacing w:before="20" w:after="0" w:line="259" w:lineRule="auto"/>
-      </w:pPr>
-      <w:r>
-        <w:rPr>
-          <w:rFonts w:ascii="Calibri" w:hAnsi="Calibri" w:eastAsia="Calibri"/>
-          <w:b w:val="0"/>
-          <w:sz w:val="21"/>
-        </w:rPr>
-        <w:t>Arabic (Native) · French (Professional) · English (Professional)</w:t>
+        <w:t>Université Cadi Ayyad · Safi · 2021 - 2023</w:t>
       </w:r>
     </w:p>
     <w:sectPr>
       <w:pgSz w:w="11906" w:h="16838"/>
-      <w:pgMar w:top="567" w:right="794" w:bottom="567" w:left="794" w:header="720" w:footer="720" w:gutter="0"/>
+      <w:pgMar w:top="794" w:right="850" w:bottom="680" w:left="850" w:header="720" w:footer="720" w:gutter="0"/>
       <w:cols w:space="720"/>
       <w:docGrid w:linePitch="360"/>
     </w:sectPr>
@@ -1002,8 +1634,9 @@
     <w:qFormat/>
     <w:rsid w:val="00FC693F"/>
     <w:rPr>
-      <w:rFonts w:ascii="Calibri" w:hAnsi="Calibri" w:eastAsia="Calibri"/>
-      <w:sz w:val="21"/>
+      <w:rFonts w:ascii="Times New Roman" w:hAnsi="Times New Roman" w:eastAsia="Times New Roman"/>
+      <w:color w:val="2E3D50"/>
+      <w:sz w:val="20"/>
     </w:rPr>
   </w:style>
   <w:style w:type="paragraph" w:styleId="Header">
@@ -1085,15 +1718,15 @@
     <w:pPr>
       <w:keepNext/>
       <w:keepLines/>
-      <w:spacing w:before="160" w:after="40" w:line="240" w:lineRule="auto"/>
+      <w:spacing w:before="200" w:after="80"/>
       <w:outlineLvl w:val="1"/>
     </w:pPr>
     <w:rPr>
-      <w:rFonts w:asciiTheme="majorHAnsi" w:eastAsiaTheme="majorEastAsia" w:hAnsiTheme="majorHAnsi" w:cstheme="majorBidi" w:ascii="Calibri" w:hAnsi="Calibri"/>
+      <w:rFonts w:asciiTheme="majorHAnsi" w:eastAsiaTheme="majorEastAsia" w:hAnsiTheme="majorHAnsi" w:cstheme="majorBidi" w:ascii="Times New Roman" w:hAnsi="Times New Roman"/>
       <w:b/>
       <w:bCs/>
-      <w:color w:val="111111"/>
-      <w:sz w:val="23"/>
+      <w:color w:val="2E3D50"/>
+      <w:sz w:val="24"/>
       <w:szCs w:val="26"/>
     </w:rPr>
   </w:style>
@@ -1532,13 +2165,8 @@
       <w:numPr>
         <w:numId w:val="1"/>
       </w:numPr>
-      <w:spacing w:before="0" w:after="0"/>
       <w:contextualSpacing/>
     </w:pPr>
-    <w:rPr>
-      <w:rFonts w:ascii="Calibri" w:hAnsi="Calibri"/>
-      <w:sz w:val="21"/>
-    </w:rPr>
   </w:style>
   <w:style w:type="paragraph" w:styleId="ListBullet2">
     <w:name w:val="List Bullet 2"/>

--- a/resume/output/Youness-Jellouli.docx
+++ b/resume/output/Youness-Jellouli.docx
@@ -359,7 +359,7 @@
     </w:p>
     <w:p>
       <w:pPr>
-        <w:spacing w:before="140" w:after="0" w:line="252" w:lineRule="auto"/>
+        <w:spacing w:before="200" w:after="0" w:line="252" w:lineRule="auto"/>
       </w:pPr>
       <w:r>
         <w:rPr>
@@ -382,8 +382,8 @@
       <w:r>
         <w:rPr>
           <w:rFonts w:ascii="Times New Roman" w:hAnsi="Times New Roman" w:eastAsia="Times New Roman"/>
-          <w:b/>
-          <w:i w:val="0"/>
+          <w:b w:val="0"/>
+          <w:i/>
           <w:color w:val="2E3D50"/>
           <w:sz w:val="21"/>
         </w:rPr>
@@ -393,7 +393,7 @@
         <w:rPr>
           <w:rFonts w:ascii="Times New Roman" w:hAnsi="Times New Roman" w:eastAsia="Times New Roman"/>
           <w:b w:val="0"/>
-          <w:i w:val="0"/>
+          <w:i/>
           <w:color w:val="2E3D50"/>
           <w:sz w:val="20"/>
         </w:rPr>
@@ -457,7 +457,7 @@
     </w:p>
     <w:p>
       <w:pPr>
-        <w:spacing w:before="140" w:after="0" w:line="252" w:lineRule="auto"/>
+        <w:spacing w:before="200" w:after="0" w:line="252" w:lineRule="auto"/>
       </w:pPr>
       <w:r>
         <w:rPr>
@@ -480,8 +480,8 @@
       <w:r>
         <w:rPr>
           <w:rFonts w:ascii="Times New Roman" w:hAnsi="Times New Roman" w:eastAsia="Times New Roman"/>
-          <w:b/>
-          <w:i w:val="0"/>
+          <w:b w:val="0"/>
+          <w:i/>
           <w:color w:val="2E3D50"/>
           <w:sz w:val="21"/>
         </w:rPr>
@@ -491,7 +491,7 @@
         <w:rPr>
           <w:rFonts w:ascii="Times New Roman" w:hAnsi="Times New Roman" w:eastAsia="Times New Roman"/>
           <w:b w:val="0"/>
-          <w:i w:val="0"/>
+          <w:i/>
           <w:color w:val="2E3D50"/>
           <w:sz w:val="20"/>
         </w:rPr>
@@ -687,7 +687,7 @@
     </w:p>
     <w:p>
       <w:pPr>
-        <w:spacing w:before="140" w:after="0" w:line="252" w:lineRule="auto"/>
+        <w:spacing w:before="200" w:after="0" w:line="252" w:lineRule="auto"/>
       </w:pPr>
       <w:r>
         <w:rPr>
@@ -710,8 +710,8 @@
       <w:r>
         <w:rPr>
           <w:rFonts w:ascii="Times New Roman" w:hAnsi="Times New Roman" w:eastAsia="Times New Roman"/>
-          <w:b/>
-          <w:i w:val="0"/>
+          <w:b w:val="0"/>
+          <w:i/>
           <w:color w:val="2E3D50"/>
           <w:sz w:val="21"/>
         </w:rPr>
@@ -721,7 +721,7 @@
         <w:rPr>
           <w:rFonts w:ascii="Times New Roman" w:hAnsi="Times New Roman" w:eastAsia="Times New Roman"/>
           <w:b w:val="0"/>
-          <w:i w:val="0"/>
+          <w:i/>
           <w:color w:val="2E3D50"/>
           <w:sz w:val="20"/>
         </w:rPr>
@@ -799,7 +799,7 @@
     </w:p>
     <w:p>
       <w:pPr>
-        <w:spacing w:before="140" w:after="0" w:line="252" w:lineRule="auto"/>
+        <w:spacing w:before="200" w:after="0" w:line="252" w:lineRule="auto"/>
       </w:pPr>
       <w:r>
         <w:rPr>
@@ -822,8 +822,8 @@
       <w:r>
         <w:rPr>
           <w:rFonts w:ascii="Times New Roman" w:hAnsi="Times New Roman" w:eastAsia="Times New Roman"/>
-          <w:b/>
-          <w:i w:val="0"/>
+          <w:b w:val="0"/>
+          <w:i/>
           <w:color w:val="2E3D50"/>
           <w:sz w:val="21"/>
         </w:rPr>
@@ -833,7 +833,7 @@
         <w:rPr>
           <w:rFonts w:ascii="Times New Roman" w:hAnsi="Times New Roman" w:eastAsia="Times New Roman"/>
           <w:b w:val="0"/>
-          <w:i w:val="0"/>
+          <w:i/>
           <w:color w:val="2E3D50"/>
           <w:sz w:val="20"/>
         </w:rPr>
@@ -901,7 +901,7 @@
     </w:p>
     <w:p>
       <w:pPr>
-        <w:spacing w:before="140" w:after="0" w:line="252" w:lineRule="auto"/>
+        <w:spacing w:before="200" w:after="0" w:line="252" w:lineRule="auto"/>
       </w:pPr>
       <w:r>
         <w:rPr>
@@ -924,8 +924,8 @@
       <w:r>
         <w:rPr>
           <w:rFonts w:ascii="Times New Roman" w:hAnsi="Times New Roman" w:eastAsia="Times New Roman"/>
-          <w:b/>
-          <w:i w:val="0"/>
+          <w:b w:val="0"/>
+          <w:i/>
           <w:color w:val="2E3D50"/>
           <w:sz w:val="21"/>
         </w:rPr>
@@ -935,7 +935,7 @@
         <w:rPr>
           <w:rFonts w:ascii="Times New Roman" w:hAnsi="Times New Roman" w:eastAsia="Times New Roman"/>
           <w:b w:val="0"/>
-          <w:i w:val="0"/>
+          <w:i/>
           <w:color w:val="2E3D50"/>
           <w:sz w:val="20"/>
         </w:rPr>
@@ -979,7 +979,7 @@
     </w:p>
     <w:p>
       <w:pPr>
-        <w:spacing w:before="20" w:after="20" w:line="269" w:lineRule="auto"/>
+        <w:spacing w:before="60" w:after="60" w:line="269" w:lineRule="auto"/>
       </w:pPr>
       <w:r>
         <w:rPr>
@@ -1004,7 +1004,7 @@
     </w:p>
     <w:p>
       <w:pPr>
-        <w:spacing w:before="20" w:after="20" w:line="269" w:lineRule="auto"/>
+        <w:spacing w:before="60" w:after="60" w:line="269" w:lineRule="auto"/>
       </w:pPr>
       <w:r>
         <w:rPr>
@@ -1029,7 +1029,7 @@
     </w:p>
     <w:p>
       <w:pPr>
-        <w:spacing w:before="20" w:after="20" w:line="269" w:lineRule="auto"/>
+        <w:spacing w:before="60" w:after="60" w:line="269" w:lineRule="auto"/>
       </w:pPr>
       <w:r>
         <w:rPr>
@@ -1054,7 +1054,7 @@
     </w:p>
     <w:p>
       <w:pPr>
-        <w:spacing w:before="20" w:after="20" w:line="269" w:lineRule="auto"/>
+        <w:spacing w:before="60" w:after="60" w:line="269" w:lineRule="auto"/>
       </w:pPr>
       <w:r>
         <w:rPr>
@@ -1079,7 +1079,7 @@
     </w:p>
     <w:p>
       <w:pPr>
-        <w:spacing w:before="20" w:after="20" w:line="269" w:lineRule="auto"/>
+        <w:spacing w:before="60" w:after="60" w:line="269" w:lineRule="auto"/>
       </w:pPr>
       <w:r>
         <w:rPr>
@@ -1104,7 +1104,7 @@
     </w:p>
     <w:p>
       <w:pPr>
-        <w:spacing w:before="20" w:after="20" w:line="269" w:lineRule="auto"/>
+        <w:spacing w:before="60" w:after="60" w:line="269" w:lineRule="auto"/>
       </w:pPr>
       <w:r>
         <w:rPr>
@@ -1129,7 +1129,7 @@
     </w:p>
     <w:p>
       <w:pPr>
-        <w:spacing w:before="20" w:after="20" w:line="269" w:lineRule="auto"/>
+        <w:spacing w:before="60" w:after="60" w:line="269" w:lineRule="auto"/>
       </w:pPr>
       <w:r>
         <w:rPr>

--- a/resume/output/Youness-Jellouli.docx
+++ b/resume/output/Youness-Jellouli.docx
@@ -150,7 +150,7 @@
           <w:b/>
           <w:i w:val="0"/>
           <w:color w:val="2E3D50"/>
-          <w:sz w:val="20"/>
+          <w:sz w:val="18"/>
         </w:rPr>
         <w:t>Développeur Full Stack</w:t>
       </w:r>
@@ -160,7 +160,7 @@
           <w:b w:val="0"/>
           <w:i w:val="0"/>
           <w:color w:val="2E3D50"/>
-          <w:sz w:val="20"/>
+          <w:sz w:val="18"/>
         </w:rPr>
         <w:t xml:space="preserve"> proactif avec </w:t>
       </w:r>
@@ -170,7 +170,7 @@
           <w:b/>
           <w:i w:val="0"/>
           <w:color w:val="2E3D50"/>
-          <w:sz w:val="20"/>
+          <w:sz w:val="18"/>
         </w:rPr>
         <w:t>+2 ans d'expérience</w:t>
       </w:r>
@@ -180,7 +180,7 @@
           <w:b w:val="0"/>
           <w:i w:val="0"/>
           <w:color w:val="2E3D50"/>
-          <w:sz w:val="20"/>
+          <w:sz w:val="18"/>
         </w:rPr>
         <w:t xml:space="preserve"> dans le développement d'applications web innovantes pour divers projets publics tels que </w:t>
       </w:r>
@@ -189,8 +189,8 @@
           <w:rPr>
             <w:color w:val="2B7FFF"/>
             <w:u w:val="single"/>
-            <w:sz w:val="20"/>
-            <w:szCs w:val="20"/>
+            <w:sz w:val="18"/>
+            <w:szCs w:val="18"/>
             <w:rFonts w:ascii="Times New Roman" w:hAnsi="Times New Roman"/>
           </w:rPr>
           <w:t xml:space="preserve">Wifina</w:t>
@@ -202,7 +202,7 @@
           <w:b w:val="0"/>
           <w:i w:val="0"/>
           <w:color w:val="2E3D50"/>
-          <w:sz w:val="20"/>
+          <w:sz w:val="18"/>
         </w:rPr>
         <w:t xml:space="preserve">, </w:t>
       </w:r>
@@ -211,8 +211,8 @@
           <w:rPr>
             <w:color w:val="2B7FFF"/>
             <w:u w:val="single"/>
-            <w:sz w:val="20"/>
-            <w:szCs w:val="20"/>
+            <w:sz w:val="18"/>
+            <w:szCs w:val="18"/>
             <w:rFonts w:ascii="Times New Roman" w:hAnsi="Times New Roman"/>
           </w:rPr>
           <w:t xml:space="preserve">IBC</w:t>
@@ -224,7 +224,7 @@
           <w:b w:val="0"/>
           <w:i w:val="0"/>
           <w:color w:val="2E3D50"/>
-          <w:sz w:val="20"/>
+          <w:sz w:val="18"/>
         </w:rPr>
         <w:t xml:space="preserve">, </w:t>
       </w:r>
@@ -233,8 +233,8 @@
           <w:rPr>
             <w:color w:val="2B7FFF"/>
             <w:u w:val="single"/>
-            <w:sz w:val="20"/>
-            <w:szCs w:val="20"/>
+            <w:sz w:val="18"/>
+            <w:szCs w:val="18"/>
             <w:rFonts w:ascii="Times New Roman" w:hAnsi="Times New Roman"/>
           </w:rPr>
           <w:t xml:space="preserve">oDoc</w:t>
@@ -246,7 +246,7 @@
           <w:b w:val="0"/>
           <w:i w:val="0"/>
           <w:color w:val="2E3D50"/>
-          <w:sz w:val="20"/>
+          <w:sz w:val="18"/>
         </w:rPr>
         <w:t xml:space="preserve">, </w:t>
       </w:r>
@@ -255,8 +255,8 @@
           <w:rPr>
             <w:color w:val="2B7FFF"/>
             <w:u w:val="single"/>
-            <w:sz w:val="20"/>
-            <w:szCs w:val="20"/>
+            <w:sz w:val="18"/>
+            <w:szCs w:val="18"/>
             <w:rFonts w:ascii="Times New Roman" w:hAnsi="Times New Roman"/>
           </w:rPr>
           <w:t xml:space="preserve">AppartAli</w:t>
@@ -268,7 +268,7 @@
           <w:b w:val="0"/>
           <w:i w:val="0"/>
           <w:color w:val="2E3D50"/>
-          <w:sz w:val="20"/>
+          <w:sz w:val="18"/>
         </w:rPr>
         <w:t xml:space="preserve">, </w:t>
       </w:r>
@@ -277,8 +277,8 @@
           <w:rPr>
             <w:color w:val="2B7FFF"/>
             <w:u w:val="single"/>
-            <w:sz w:val="20"/>
-            <w:szCs w:val="20"/>
+            <w:sz w:val="18"/>
+            <w:szCs w:val="18"/>
             <w:rFonts w:ascii="Times New Roman" w:hAnsi="Times New Roman"/>
           </w:rPr>
           <w:t xml:space="preserve">AVSM Club</w:t>
@@ -290,7 +290,7 @@
           <w:b w:val="0"/>
           <w:i w:val="0"/>
           <w:color w:val="2E3D50"/>
-          <w:sz w:val="20"/>
+          <w:sz w:val="18"/>
         </w:rPr>
         <w:t xml:space="preserve">, </w:t>
       </w:r>
@@ -299,8 +299,8 @@
           <w:rPr>
             <w:color w:val="2B7FFF"/>
             <w:u w:val="single"/>
-            <w:sz w:val="20"/>
-            <w:szCs w:val="20"/>
+            <w:sz w:val="18"/>
+            <w:szCs w:val="18"/>
             <w:rFonts w:ascii="Times New Roman" w:hAnsi="Times New Roman"/>
           </w:rPr>
           <w:t xml:space="preserve">Invoicr SaaS</w:t>
@@ -312,7 +312,7 @@
           <w:b w:val="0"/>
           <w:i w:val="0"/>
           <w:color w:val="2E3D50"/>
-          <w:sz w:val="20"/>
+          <w:sz w:val="18"/>
         </w:rPr>
         <w:t xml:space="preserve"> and </w:t>
       </w:r>
@@ -321,8 +321,8 @@
           <w:rPr>
             <w:color w:val="2B7FFF"/>
             <w:u w:val="single"/>
-            <w:sz w:val="20"/>
-            <w:szCs w:val="20"/>
+            <w:sz w:val="18"/>
+            <w:szCs w:val="18"/>
             <w:rFonts w:ascii="Times New Roman" w:hAnsi="Times New Roman"/>
           </w:rPr>
           <w:t xml:space="preserve">Allo Clients</w:t>
@@ -334,7 +334,7 @@
           <w:b w:val="0"/>
           <w:i w:val="0"/>
           <w:color w:val="2E3D50"/>
-          <w:sz w:val="20"/>
+          <w:sz w:val="18"/>
         </w:rPr>
         <w:t>. Pionnier des processus de développement de bout en bout, améliorant les performances des applications et l'engagement des utilisateurs grâce à une collaboration interfonctionnelle efficace. Recherche des opportunités pour tirer parti de son expertise en développement full stack afin de fournir des solutions de pointe et de favoriser l'avancement technologique.</w:t>
       </w:r>
@@ -385,7 +385,7 @@
           <w:b w:val="0"/>
           <w:i/>
           <w:color w:val="2E3D50"/>
-          <w:sz w:val="21"/>
+          <w:sz w:val="18"/>
         </w:rPr>
         <w:t>SBS Data Factory</w:t>
       </w:r>
@@ -395,7 +395,7 @@
           <w:b w:val="0"/>
           <w:i/>
           <w:color w:val="2E3D50"/>
-          <w:sz w:val="20"/>
+          <w:sz w:val="18"/>
         </w:rPr>
         <w:tab/>
         <w:t>Octobre 2025 - Présent, Casablanca, Maroc</w:t>
@@ -411,8 +411,8 @@
           <w:rPr>
             <w:color w:val="2B7FFF"/>
             <w:u w:val="single"/>
-            <w:sz w:val="20"/>
-            <w:szCs w:val="20"/>
+            <w:sz w:val="18"/>
+            <w:szCs w:val="18"/>
             <w:rFonts w:ascii="Times New Roman" w:hAnsi="Times New Roman"/>
           </w:rPr>
           <w:t xml:space="preserve">oDoc.ma</w:t>
@@ -424,7 +424,7 @@
           <w:b w:val="0"/>
           <w:i w:val="0"/>
           <w:color w:val="2E3D50"/>
-          <w:sz w:val="20"/>
+          <w:sz w:val="18"/>
         </w:rPr>
         <w:t xml:space="preserve"> - Travaillé sur une application web moderne de planification médicale et de gestion de profils, fournissant des composants réutilisables pour la disponibilité des médecins, la prise de rendez-vous et les profils des patients, avec une interface utilisateur claire et réactive.</w:t>
       </w:r>
@@ -440,7 +440,7 @@
           <w:b/>
           <w:i w:val="0"/>
           <w:color w:val="2E3D50"/>
-          <w:sz w:val="20"/>
+          <w:sz w:val="18"/>
         </w:rPr>
         <w:t>Tech:</w:t>
       </w:r>
@@ -450,7 +450,7 @@
           <w:b w:val="0"/>
           <w:i w:val="0"/>
           <w:color w:val="2E3D50"/>
-          <w:sz w:val="20"/>
+          <w:sz w:val="18"/>
         </w:rPr>
         <w:t xml:space="preserve"> Nextjs, React, TypeScript, Tailwind CSS, Shadcn-ui, Supabase, Nestjs, PostgreSQL.</w:t>
       </w:r>
@@ -483,7 +483,7 @@
           <w:b w:val="0"/>
           <w:i/>
           <w:color w:val="2E3D50"/>
-          <w:sz w:val="21"/>
+          <w:sz w:val="18"/>
         </w:rPr>
         <w:t>CyberScale</w:t>
       </w:r>
@@ -493,7 +493,7 @@
           <w:b w:val="0"/>
           <w:i/>
           <w:color w:val="2E3D50"/>
-          <w:sz w:val="20"/>
+          <w:sz w:val="18"/>
         </w:rPr>
         <w:tab/>
         <w:t>Juin 2024 - Juin 2025, France</w:t>
@@ -510,7 +510,7 @@
           <w:b w:val="0"/>
           <w:i w:val="0"/>
           <w:color w:val="2E3D50"/>
-          <w:sz w:val="20"/>
+          <w:sz w:val="18"/>
         </w:rPr>
         <w:t xml:space="preserve">Conception et maintenance d'applications web pour des projets publics, notamment </w:t>
       </w:r>
@@ -519,8 +519,8 @@
           <w:rPr>
             <w:color w:val="2B7FFF"/>
             <w:u w:val="single"/>
-            <w:sz w:val="20"/>
-            <w:szCs w:val="20"/>
+            <w:sz w:val="18"/>
+            <w:szCs w:val="18"/>
             <w:rFonts w:ascii="Times New Roman" w:hAnsi="Times New Roman"/>
           </w:rPr>
           <w:t xml:space="preserve">Wifina</w:t>
@@ -532,7 +532,7 @@
           <w:b w:val="0"/>
           <w:i w:val="0"/>
           <w:color w:val="2E3D50"/>
-          <w:sz w:val="20"/>
+          <w:sz w:val="18"/>
         </w:rPr>
         <w:t xml:space="preserve">, </w:t>
       </w:r>
@@ -541,8 +541,8 @@
           <w:rPr>
             <w:color w:val="2B7FFF"/>
             <w:u w:val="single"/>
-            <w:sz w:val="20"/>
-            <w:szCs w:val="20"/>
+            <w:sz w:val="18"/>
+            <w:szCs w:val="18"/>
             <w:rFonts w:ascii="Times New Roman" w:hAnsi="Times New Roman"/>
           </w:rPr>
           <w:t xml:space="preserve">IBC</w:t>
@@ -554,7 +554,7 @@
           <w:b w:val="0"/>
           <w:i w:val="0"/>
           <w:color w:val="2E3D50"/>
-          <w:sz w:val="20"/>
+          <w:sz w:val="18"/>
         </w:rPr>
         <w:t xml:space="preserve">, </w:t>
       </w:r>
@@ -563,8 +563,8 @@
           <w:rPr>
             <w:color w:val="2B7FFF"/>
             <w:u w:val="single"/>
-            <w:sz w:val="20"/>
-            <w:szCs w:val="20"/>
+            <w:sz w:val="18"/>
+            <w:szCs w:val="18"/>
             <w:rFonts w:ascii="Times New Roman" w:hAnsi="Times New Roman"/>
           </w:rPr>
           <w:t xml:space="preserve">Allo Reflexo</w:t>
@@ -576,7 +576,7 @@
           <w:b w:val="0"/>
           <w:i w:val="0"/>
           <w:color w:val="2E3D50"/>
-          <w:sz w:val="20"/>
+          <w:sz w:val="18"/>
         </w:rPr>
         <w:t xml:space="preserve">, and </w:t>
       </w:r>
@@ -585,8 +585,8 @@
           <w:rPr>
             <w:color w:val="2B7FFF"/>
             <w:u w:val="single"/>
-            <w:sz w:val="20"/>
-            <w:szCs w:val="20"/>
+            <w:sz w:val="18"/>
+            <w:szCs w:val="18"/>
             <w:rFonts w:ascii="Times New Roman" w:hAnsi="Times New Roman"/>
           </w:rPr>
           <w:t xml:space="preserve">CyberScale</w:t>
@@ -598,7 +598,7 @@
           <w:b w:val="0"/>
           <w:i w:val="0"/>
           <w:color w:val="2E3D50"/>
-          <w:sz w:val="20"/>
+          <w:sz w:val="18"/>
         </w:rPr>
         <w:t xml:space="preserve">, Desservant en moyenne </w:t>
       </w:r>
@@ -608,7 +608,7 @@
           <w:b/>
           <w:i w:val="0"/>
           <w:color w:val="2E3D50"/>
-          <w:sz w:val="20"/>
+          <w:sz w:val="18"/>
         </w:rPr>
         <w:t>+3 000</w:t>
       </w:r>
@@ -618,7 +618,7 @@
           <w:b w:val="0"/>
           <w:i w:val="0"/>
           <w:color w:val="2E3D50"/>
-          <w:sz w:val="20"/>
+          <w:sz w:val="18"/>
         </w:rPr>
         <w:t xml:space="preserve"> utilisateurs actifs par jour, ce qui témoigne d'une grande fiabilité.</w:t>
       </w:r>
@@ -634,7 +634,7 @@
           <w:b w:val="0"/>
           <w:i w:val="0"/>
           <w:color w:val="2E3D50"/>
-          <w:sz w:val="20"/>
+          <w:sz w:val="18"/>
         </w:rPr>
         <w:t xml:space="preserve">A orchestré la collaboration entre les équipes front-end, back-end et QA pour améliorer les performances des applications de </w:t>
       </w:r>
@@ -644,7 +644,7 @@
           <w:b/>
           <w:i w:val="0"/>
           <w:color w:val="2E3D50"/>
-          <w:sz w:val="20"/>
+          <w:sz w:val="18"/>
         </w:rPr>
         <w:t>25%</w:t>
       </w:r>
@@ -654,7 +654,7 @@
           <w:b w:val="0"/>
           <w:i w:val="0"/>
           <w:color w:val="2E3D50"/>
-          <w:sz w:val="20"/>
+          <w:sz w:val="18"/>
         </w:rPr>
         <w:t xml:space="preserve"> grâce à l'optimisation du code et à la rationalisation des processus de déploiement, tout en assurant l'évolutivité et les meilleures pratiques de codage.</w:t>
       </w:r>
@@ -670,7 +670,7 @@
           <w:b/>
           <w:i w:val="0"/>
           <w:color w:val="2E3D50"/>
-          <w:sz w:val="20"/>
+          <w:sz w:val="18"/>
         </w:rPr>
         <w:t>Tech:</w:t>
       </w:r>
@@ -680,7 +680,7 @@
           <w:b w:val="0"/>
           <w:i w:val="0"/>
           <w:color w:val="2E3D50"/>
-          <w:sz w:val="20"/>
+          <w:sz w:val="18"/>
         </w:rPr>
         <w:t xml:space="preserve"> Nextjs, React, Typescript, MaterialUI, Laravel, Nodejs, Expressjs, MySQL.</w:t>
       </w:r>
@@ -713,7 +713,7 @@
           <w:b w:val="0"/>
           <w:i/>
           <w:color w:val="2E3D50"/>
-          <w:sz w:val="21"/>
+          <w:sz w:val="18"/>
         </w:rPr>
         <w:t>CBI</w:t>
       </w:r>
@@ -723,7 +723,7 @@
           <w:b w:val="0"/>
           <w:i/>
           <w:color w:val="2E3D50"/>
-          <w:sz w:val="20"/>
+          <w:sz w:val="18"/>
         </w:rPr>
         <w:tab/>
         <w:t>Septembre 2023 - Janvier 2024, Casablanca, Morocco</w:t>
@@ -740,7 +740,7 @@
           <w:b w:val="0"/>
           <w:i w:val="0"/>
           <w:color w:val="2E3D50"/>
-          <w:sz w:val="20"/>
+          <w:sz w:val="18"/>
         </w:rPr>
         <w:t xml:space="preserve">A assisté aux activités de pré-vente et a fourni un support dans la création d'offres Microsoft pour </w:t>
       </w:r>
@@ -750,7 +750,7 @@
           <w:b/>
           <w:i w:val="0"/>
           <w:color w:val="2E3D50"/>
-          <w:sz w:val="20"/>
+          <w:sz w:val="18"/>
         </w:rPr>
         <w:t>+100</w:t>
       </w:r>
@@ -760,7 +760,7 @@
           <w:b w:val="0"/>
           <w:i w:val="0"/>
           <w:color w:val="2E3D50"/>
-          <w:sz w:val="20"/>
+          <w:sz w:val="18"/>
         </w:rPr>
         <w:t xml:space="preserve"> clients.</w:t>
       </w:r>
@@ -776,7 +776,7 @@
           <w:b w:val="0"/>
           <w:i w:val="0"/>
           <w:color w:val="2E3D50"/>
-          <w:sz w:val="20"/>
+          <w:sz w:val="18"/>
         </w:rPr>
         <w:t>A géré les abonnements Microsoft via MWP (Microsoft Subscription Management - CSP), aidant les clients à optimiser leurs solutions cloud.</w:t>
       </w:r>
@@ -792,7 +792,7 @@
           <w:b w:val="0"/>
           <w:i w:val="0"/>
           <w:color w:val="2E3D50"/>
-          <w:sz w:val="20"/>
+          <w:sz w:val="18"/>
         </w:rPr>
         <w:t>A collaboré avec les clients pour comprendre les besoins et a fourni des solutions cloud Microsoft et améliorer leurs opérations commerciales.</w:t>
       </w:r>
@@ -825,7 +825,7 @@
           <w:b w:val="0"/>
           <w:i/>
           <w:color w:val="2E3D50"/>
-          <w:sz w:val="21"/>
+          <w:sz w:val="18"/>
         </w:rPr>
         <w:t>IS-TECH</w:t>
       </w:r>
@@ -835,7 +835,7 @@
           <w:b w:val="0"/>
           <w:i/>
           <w:color w:val="2E3D50"/>
-          <w:sz w:val="20"/>
+          <w:sz w:val="18"/>
         </w:rPr>
         <w:tab/>
         <w:t>Juillet 2023 - Novembre 2023, Casablanca, Morocco</w:t>
@@ -852,7 +852,7 @@
           <w:b w:val="0"/>
           <w:i w:val="0"/>
           <w:color w:val="2E3D50"/>
-          <w:sz w:val="20"/>
+          <w:sz w:val="18"/>
         </w:rPr>
         <w:t>A conçu et développé des applications web interactives.</w:t>
       </w:r>
@@ -868,7 +868,7 @@
           <w:b w:val="0"/>
           <w:i w:val="0"/>
           <w:color w:val="2E3D50"/>
-          <w:sz w:val="20"/>
+          <w:sz w:val="18"/>
         </w:rPr>
         <w:t>A intégré des API RESTful pour étendre les fonctionnalités de l'application principale, améliorant l'expérience utilisateur et rationalisant le flux de données à travers plusieurs modules.</w:t>
       </w:r>
@@ -884,7 +884,7 @@
           <w:b/>
           <w:i w:val="0"/>
           <w:color w:val="2E3D50"/>
-          <w:sz w:val="20"/>
+          <w:sz w:val="18"/>
         </w:rPr>
         <w:t>Tech:</w:t>
       </w:r>
@@ -894,7 +894,7 @@
           <w:b w:val="0"/>
           <w:i w:val="0"/>
           <w:color w:val="2E3D50"/>
-          <w:sz w:val="20"/>
+          <w:sz w:val="18"/>
         </w:rPr>
         <w:t xml:space="preserve"> React, Javascript, MaterialUI, Redux, Laravel, MySQL.</w:t>
       </w:r>
@@ -927,7 +927,7 @@
           <w:b w:val="0"/>
           <w:i/>
           <w:color w:val="2E3D50"/>
-          <w:sz w:val="21"/>
+          <w:sz w:val="18"/>
         </w:rPr>
         <w:t>Palmeraie Country Club</w:t>
       </w:r>
@@ -937,7 +937,7 @@
           <w:b w:val="0"/>
           <w:i/>
           <w:color w:val="2E3D50"/>
-          <w:sz w:val="20"/>
+          <w:sz w:val="18"/>
         </w:rPr>
         <w:tab/>
         <w:t>Juillet 2022 - Septembre 2022, Casablanca, Morocco</w:t>
@@ -954,7 +954,7 @@
           <w:b w:val="0"/>
           <w:i w:val="0"/>
           <w:color w:val="2E3D50"/>
-          <w:sz w:val="20"/>
+          <w:sz w:val="18"/>
         </w:rPr>
         <w:t>A conçu et développé une application web pour la gestion des adhésions et des abonnements utilisant HTML, CSS, JavaScript, PHP et MySQL.</w:t>
       </w:r>
@@ -987,7 +987,7 @@
           <w:b/>
           <w:i w:val="0"/>
           <w:color w:val="2E3D50"/>
-          <w:sz w:val="20"/>
+          <w:sz w:val="18"/>
         </w:rPr>
         <w:t xml:space="preserve">Langages de programmation: </w:t>
       </w:r>
@@ -997,7 +997,7 @@
           <w:b w:val="0"/>
           <w:i w:val="0"/>
           <w:color w:val="2E3D50"/>
-          <w:sz w:val="20"/>
+          <w:sz w:val="18"/>
         </w:rPr>
         <w:t>JavaScript, TypeScript, PHP, Python, Java, C/C++</w:t>
       </w:r>
@@ -1012,7 +1012,7 @@
           <w:b/>
           <w:i w:val="0"/>
           <w:color w:val="2E3D50"/>
-          <w:sz w:val="20"/>
+          <w:sz w:val="18"/>
         </w:rPr>
         <w:t xml:space="preserve">Frontend/ Backend: </w:t>
       </w:r>
@@ -1022,7 +1022,7 @@
           <w:b w:val="0"/>
           <w:i w:val="0"/>
           <w:color w:val="2E3D50"/>
-          <w:sz w:val="20"/>
+          <w:sz w:val="18"/>
         </w:rPr>
         <w:t>React.js, Next.js, Express, Node.js, Laravel</w:t>
       </w:r>
@@ -1037,7 +1037,7 @@
           <w:b/>
           <w:i w:val="0"/>
           <w:color w:val="2E3D50"/>
-          <w:sz w:val="20"/>
+          <w:sz w:val="18"/>
         </w:rPr>
         <w:t xml:space="preserve">Services Cloud: </w:t>
       </w:r>
@@ -1047,7 +1047,7 @@
           <w:b w:val="0"/>
           <w:i w:val="0"/>
           <w:color w:val="2E3D50"/>
-          <w:sz w:val="20"/>
+          <w:sz w:val="18"/>
         </w:rPr>
         <w:t>Google Cloud, Vercel, Cloudflare</w:t>
       </w:r>
@@ -1062,7 +1062,7 @@
           <w:b/>
           <w:i w:val="0"/>
           <w:color w:val="2E3D50"/>
-          <w:sz w:val="20"/>
+          <w:sz w:val="18"/>
         </w:rPr>
         <w:t xml:space="preserve">Database: </w:t>
       </w:r>
@@ -1072,7 +1072,7 @@
           <w:b w:val="0"/>
           <w:i w:val="0"/>
           <w:color w:val="2E3D50"/>
-          <w:sz w:val="20"/>
+          <w:sz w:val="18"/>
         </w:rPr>
         <w:t>MySQL, PostgreSQL, Supabase, MongoDB</w:t>
       </w:r>
@@ -1087,7 +1087,7 @@
           <w:b/>
           <w:i w:val="0"/>
           <w:color w:val="2E3D50"/>
-          <w:sz w:val="20"/>
+          <w:sz w:val="18"/>
         </w:rPr>
         <w:t xml:space="preserve">Intelligence Artificiel/ AI: </w:t>
       </w:r>
@@ -1097,7 +1097,7 @@
           <w:b w:val="0"/>
           <w:i w:val="0"/>
           <w:color w:val="2E3D50"/>
-          <w:sz w:val="20"/>
+          <w:sz w:val="18"/>
         </w:rPr>
         <w:t>OpenAI API, Claude, Cursor, Copilot, DeepSeek, Ollama, n8n</w:t>
       </w:r>
@@ -1112,7 +1112,7 @@
           <w:b/>
           <w:i w:val="0"/>
           <w:color w:val="2E3D50"/>
-          <w:sz w:val="20"/>
+          <w:sz w:val="18"/>
         </w:rPr>
         <w:t xml:space="preserve">Méthodologies: </w:t>
       </w:r>
@@ -1122,7 +1122,7 @@
           <w:b w:val="0"/>
           <w:i w:val="0"/>
           <w:color w:val="2E3D50"/>
-          <w:sz w:val="20"/>
+          <w:sz w:val="18"/>
         </w:rPr>
         <w:t>Agile, Scrum, Kanban, Design Pattern, Web Architecture</w:t>
       </w:r>
@@ -1137,7 +1137,7 @@
           <w:b/>
           <w:i w:val="0"/>
           <w:color w:val="2E3D50"/>
-          <w:sz w:val="20"/>
+          <w:sz w:val="18"/>
         </w:rPr>
         <w:t xml:space="preserve">Soft Skills: </w:t>
       </w:r>
@@ -1147,7 +1147,7 @@
           <w:b w:val="0"/>
           <w:i w:val="0"/>
           <w:color w:val="2E3D50"/>
-          <w:sz w:val="20"/>
+          <w:sz w:val="18"/>
         </w:rPr>
         <w:t>Communication, collaboration en équipe, résolution de problèmes, gestion du temps, adaptabilité</w:t>
       </w:r>
@@ -1180,7 +1180,7 @@
           <w:b/>
           <w:i w:val="0"/>
           <w:color w:val="2E3D50"/>
-          <w:sz w:val="21"/>
+          <w:sz w:val="18"/>
         </w:rPr>
         <w:t>Master: Ingénierie des systèmes intelligents</w:t>
       </w:r>
@@ -1195,7 +1195,7 @@
           <w:b w:val="0"/>
           <w:i w:val="0"/>
           <w:color w:val="2E3D50"/>
-          <w:sz w:val="20"/>
+          <w:sz w:val="18"/>
         </w:rPr>
         <w:t>Université Hassan 2 · Casablanca · 2026</w:t>
       </w:r>
@@ -1210,7 +1210,7 @@
           <w:b/>
           <w:i w:val="0"/>
           <w:color w:val="2E3D50"/>
-          <w:sz w:val="21"/>
+          <w:sz w:val="18"/>
         </w:rPr>
         <w:t>Licence Fondamentale SMI</w:t>
       </w:r>
@@ -1225,7 +1225,7 @@
           <w:b w:val="0"/>
           <w:i w:val="0"/>
           <w:color w:val="2E3D50"/>
-          <w:sz w:val="20"/>
+          <w:sz w:val="18"/>
         </w:rPr>
         <w:t>Université Hassan 2 · Casablanca · 2024</w:t>
       </w:r>
@@ -1240,7 +1240,7 @@
           <w:b/>
           <w:i w:val="0"/>
           <w:color w:val="2E3D50"/>
-          <w:sz w:val="21"/>
+          <w:sz w:val="18"/>
         </w:rPr>
         <w:t>DUT en Génie informatique</w:t>
       </w:r>
@@ -1255,7 +1255,7 @@
           <w:b w:val="0"/>
           <w:i w:val="0"/>
           <w:color w:val="2E3D50"/>
-          <w:sz w:val="20"/>
+          <w:sz w:val="18"/>
         </w:rPr>
         <w:t>Université Cadi Ayyad · Safi · 2021 - 2023</w:t>
       </w:r>
@@ -1636,7 +1636,7 @@
     <w:rPr>
       <w:rFonts w:ascii="Times New Roman" w:hAnsi="Times New Roman" w:eastAsia="Times New Roman"/>
       <w:color w:val="2E3D50"/>
-      <w:sz w:val="20"/>
+      <w:sz w:val="18"/>
     </w:rPr>
   </w:style>
   <w:style w:type="paragraph" w:styleId="Header">

--- a/resume/output/Youness-Jellouli.docx
+++ b/resume/output/Youness-Jellouli.docx
@@ -29,7 +29,7 @@
           <w:b w:val="0"/>
           <w:i w:val="0"/>
           <w:color w:val="2E3D50"/>
-          <w:sz w:val="18"/>
+          <w:sz w:val="20"/>
         </w:rPr>
         <w:t>Casablanca, Morocco</w:t>
       </w:r>
@@ -39,7 +39,7 @@
           <w:b w:val="0"/>
           <w:i w:val="0"/>
           <w:color w:val="2E3D50"/>
-          <w:sz w:val="18"/>
+          <w:sz w:val="20"/>
         </w:rPr>
         <w:t xml:space="preserve">   </w:t>
       </w:r>
@@ -48,8 +48,8 @@
           <w:rPr>
             <w:color w:val="2B7FFF"/>
             <w:u w:val="single"/>
-            <w:sz w:val="18"/>
-            <w:szCs w:val="18"/>
+            <w:sz w:val="20"/>
+            <w:szCs w:val="20"/>
             <w:rFonts w:ascii="Times New Roman" w:hAnsi="Times New Roman"/>
           </w:rPr>
           <w:t xml:space="preserve">younessjellouli12@gmail.com</w:t>
@@ -61,7 +61,7 @@
           <w:b w:val="0"/>
           <w:i w:val="0"/>
           <w:color w:val="2E3D50"/>
-          <w:sz w:val="18"/>
+          <w:sz w:val="20"/>
         </w:rPr>
         <w:t xml:space="preserve">   </w:t>
       </w:r>
@@ -70,8 +70,8 @@
           <w:rPr>
             <w:color w:val="2B7FFF"/>
             <w:u w:val="single"/>
-            <w:sz w:val="18"/>
-            <w:szCs w:val="18"/>
+            <w:sz w:val="20"/>
+            <w:szCs w:val="20"/>
             <w:rFonts w:ascii="Times New Roman" w:hAnsi="Times New Roman"/>
           </w:rPr>
           <w:t xml:space="preserve">(+212)627-594239</w:t>
@@ -83,7 +83,7 @@
           <w:b w:val="0"/>
           <w:i w:val="0"/>
           <w:color w:val="2E3D50"/>
-          <w:sz w:val="18"/>
+          <w:sz w:val="20"/>
         </w:rPr>
         <w:t xml:space="preserve">   </w:t>
       </w:r>
@@ -92,8 +92,8 @@
           <w:rPr>
             <w:color w:val="2B7FFF"/>
             <w:u w:val="single"/>
-            <w:sz w:val="18"/>
-            <w:szCs w:val="18"/>
+            <w:sz w:val="20"/>
+            <w:szCs w:val="20"/>
             <w:rFonts w:ascii="Times New Roman" w:hAnsi="Times New Roman"/>
           </w:rPr>
           <w:t xml:space="preserve">in/youness-jellouli</w:t>
@@ -105,7 +105,7 @@
           <w:b w:val="0"/>
           <w:i w:val="0"/>
           <w:color w:val="2E3D50"/>
-          <w:sz w:val="18"/>
+          <w:sz w:val="20"/>
         </w:rPr>
         <w:t xml:space="preserve">   </w:t>
       </w:r>
@@ -114,8 +114,8 @@
           <w:rPr>
             <w:color w:val="2B7FFF"/>
             <w:u w:val="single"/>
-            <w:sz w:val="18"/>
-            <w:szCs w:val="18"/>
+            <w:sz w:val="20"/>
+            <w:szCs w:val="20"/>
             <w:rFonts w:ascii="Times New Roman" w:hAnsi="Times New Roman"/>
           </w:rPr>
           <w:t xml:space="preserve">jellyouness.com</w:t>
@@ -150,7 +150,7 @@
           <w:b/>
           <w:i w:val="0"/>
           <w:color w:val="2E3D50"/>
-          <w:sz w:val="18"/>
+          <w:sz w:val="20"/>
         </w:rPr>
         <w:t>Développeur Full Stack</w:t>
       </w:r>
@@ -160,7 +160,7 @@
           <w:b w:val="0"/>
           <w:i w:val="0"/>
           <w:color w:val="2E3D50"/>
-          <w:sz w:val="18"/>
+          <w:sz w:val="20"/>
         </w:rPr>
         <w:t xml:space="preserve"> proactif avec </w:t>
       </w:r>
@@ -170,7 +170,7 @@
           <w:b/>
           <w:i w:val="0"/>
           <w:color w:val="2E3D50"/>
-          <w:sz w:val="18"/>
+          <w:sz w:val="20"/>
         </w:rPr>
         <w:t>+2 ans d'expérience</w:t>
       </w:r>
@@ -180,7 +180,7 @@
           <w:b w:val="0"/>
           <w:i w:val="0"/>
           <w:color w:val="2E3D50"/>
-          <w:sz w:val="18"/>
+          <w:sz w:val="20"/>
         </w:rPr>
         <w:t xml:space="preserve"> dans le développement d'applications web innovantes pour divers projets publics tels que </w:t>
       </w:r>
@@ -189,8 +189,8 @@
           <w:rPr>
             <w:color w:val="2B7FFF"/>
             <w:u w:val="single"/>
-            <w:sz w:val="18"/>
-            <w:szCs w:val="18"/>
+            <w:sz w:val="20"/>
+            <w:szCs w:val="20"/>
             <w:rFonts w:ascii="Times New Roman" w:hAnsi="Times New Roman"/>
           </w:rPr>
           <w:t xml:space="preserve">Wifina</w:t>
@@ -202,7 +202,7 @@
           <w:b w:val="0"/>
           <w:i w:val="0"/>
           <w:color w:val="2E3D50"/>
-          <w:sz w:val="18"/>
+          <w:sz w:val="20"/>
         </w:rPr>
         <w:t xml:space="preserve">, </w:t>
       </w:r>
@@ -211,8 +211,8 @@
           <w:rPr>
             <w:color w:val="2B7FFF"/>
             <w:u w:val="single"/>
-            <w:sz w:val="18"/>
-            <w:szCs w:val="18"/>
+            <w:sz w:val="20"/>
+            <w:szCs w:val="20"/>
             <w:rFonts w:ascii="Times New Roman" w:hAnsi="Times New Roman"/>
           </w:rPr>
           <w:t xml:space="preserve">IBC</w:t>
@@ -224,7 +224,7 @@
           <w:b w:val="0"/>
           <w:i w:val="0"/>
           <w:color w:val="2E3D50"/>
-          <w:sz w:val="18"/>
+          <w:sz w:val="20"/>
         </w:rPr>
         <w:t xml:space="preserve">, </w:t>
       </w:r>
@@ -233,8 +233,8 @@
           <w:rPr>
             <w:color w:val="2B7FFF"/>
             <w:u w:val="single"/>
-            <w:sz w:val="18"/>
-            <w:szCs w:val="18"/>
+            <w:sz w:val="20"/>
+            <w:szCs w:val="20"/>
             <w:rFonts w:ascii="Times New Roman" w:hAnsi="Times New Roman"/>
           </w:rPr>
           <w:t xml:space="preserve">oDoc</w:t>
@@ -246,7 +246,7 @@
           <w:b w:val="0"/>
           <w:i w:val="0"/>
           <w:color w:val="2E3D50"/>
-          <w:sz w:val="18"/>
+          <w:sz w:val="20"/>
         </w:rPr>
         <w:t xml:space="preserve">, </w:t>
       </w:r>
@@ -255,8 +255,8 @@
           <w:rPr>
             <w:color w:val="2B7FFF"/>
             <w:u w:val="single"/>
-            <w:sz w:val="18"/>
-            <w:szCs w:val="18"/>
+            <w:sz w:val="20"/>
+            <w:szCs w:val="20"/>
             <w:rFonts w:ascii="Times New Roman" w:hAnsi="Times New Roman"/>
           </w:rPr>
           <w:t xml:space="preserve">AppartAli</w:t>
@@ -268,7 +268,7 @@
           <w:b w:val="0"/>
           <w:i w:val="0"/>
           <w:color w:val="2E3D50"/>
-          <w:sz w:val="18"/>
+          <w:sz w:val="20"/>
         </w:rPr>
         <w:t xml:space="preserve">, </w:t>
       </w:r>
@@ -277,8 +277,8 @@
           <w:rPr>
             <w:color w:val="2B7FFF"/>
             <w:u w:val="single"/>
-            <w:sz w:val="18"/>
-            <w:szCs w:val="18"/>
+            <w:sz w:val="20"/>
+            <w:szCs w:val="20"/>
             <w:rFonts w:ascii="Times New Roman" w:hAnsi="Times New Roman"/>
           </w:rPr>
           <w:t xml:space="preserve">AVSM Club</w:t>
@@ -290,7 +290,7 @@
           <w:b w:val="0"/>
           <w:i w:val="0"/>
           <w:color w:val="2E3D50"/>
-          <w:sz w:val="18"/>
+          <w:sz w:val="20"/>
         </w:rPr>
         <w:t xml:space="preserve">, </w:t>
       </w:r>
@@ -299,8 +299,8 @@
           <w:rPr>
             <w:color w:val="2B7FFF"/>
             <w:u w:val="single"/>
-            <w:sz w:val="18"/>
-            <w:szCs w:val="18"/>
+            <w:sz w:val="20"/>
+            <w:szCs w:val="20"/>
             <w:rFonts w:ascii="Times New Roman" w:hAnsi="Times New Roman"/>
           </w:rPr>
           <w:t xml:space="preserve">Invoicr SaaS</w:t>
@@ -312,7 +312,7 @@
           <w:b w:val="0"/>
           <w:i w:val="0"/>
           <w:color w:val="2E3D50"/>
-          <w:sz w:val="18"/>
+          <w:sz w:val="20"/>
         </w:rPr>
         <w:t xml:space="preserve"> and </w:t>
       </w:r>
@@ -321,8 +321,8 @@
           <w:rPr>
             <w:color w:val="2B7FFF"/>
             <w:u w:val="single"/>
-            <w:sz w:val="18"/>
-            <w:szCs w:val="18"/>
+            <w:sz w:val="20"/>
+            <w:szCs w:val="20"/>
             <w:rFonts w:ascii="Times New Roman" w:hAnsi="Times New Roman"/>
           </w:rPr>
           <w:t xml:space="preserve">Allo Clients</w:t>
@@ -334,7 +334,7 @@
           <w:b w:val="0"/>
           <w:i w:val="0"/>
           <w:color w:val="2E3D50"/>
-          <w:sz w:val="18"/>
+          <w:sz w:val="20"/>
         </w:rPr>
         <w:t>. Pionnier des processus de développement de bout en bout, améliorant les performances des applications et l'engagement des utilisateurs grâce à une collaboration interfonctionnelle efficace. Recherche des opportunités pour tirer parti de son expertise en développement full stack afin de fournir des solutions de pointe et de favoriser l'avancement technologique.</w:t>
       </w:r>
@@ -359,7 +359,7 @@
     </w:p>
     <w:p>
       <w:pPr>
-        <w:spacing w:before="200" w:after="0" w:line="252" w:lineRule="auto"/>
+        <w:spacing w:before="280" w:after="0" w:line="252" w:lineRule="auto"/>
       </w:pPr>
       <w:r>
         <w:rPr>
@@ -385,7 +385,7 @@
           <w:b w:val="0"/>
           <w:i/>
           <w:color w:val="2E3D50"/>
-          <w:sz w:val="18"/>
+          <w:sz w:val="20"/>
         </w:rPr>
         <w:t>SBS Data Factory</w:t>
       </w:r>
@@ -395,7 +395,7 @@
           <w:b w:val="0"/>
           <w:i/>
           <w:color w:val="2E3D50"/>
-          <w:sz w:val="18"/>
+          <w:sz w:val="20"/>
         </w:rPr>
         <w:tab/>
         <w:t>Octobre 2025 - Présent, Casablanca, Maroc</w:t>
@@ -411,8 +411,8 @@
           <w:rPr>
             <w:color w:val="2B7FFF"/>
             <w:u w:val="single"/>
-            <w:sz w:val="18"/>
-            <w:szCs w:val="18"/>
+            <w:sz w:val="20"/>
+            <w:szCs w:val="20"/>
             <w:rFonts w:ascii="Times New Roman" w:hAnsi="Times New Roman"/>
           </w:rPr>
           <w:t xml:space="preserve">oDoc.ma</w:t>
@@ -424,7 +424,7 @@
           <w:b w:val="0"/>
           <w:i w:val="0"/>
           <w:color w:val="2E3D50"/>
-          <w:sz w:val="18"/>
+          <w:sz w:val="20"/>
         </w:rPr>
         <w:t xml:space="preserve"> - Travaillé sur une application web moderne de planification médicale et de gestion de profils, fournissant des composants réutilisables pour la disponibilité des médecins, la prise de rendez-vous et les profils des patients, avec une interface utilisateur claire et réactive.</w:t>
       </w:r>
@@ -440,7 +440,7 @@
           <w:b/>
           <w:i w:val="0"/>
           <w:color w:val="2E3D50"/>
-          <w:sz w:val="18"/>
+          <w:sz w:val="20"/>
         </w:rPr>
         <w:t>Tech:</w:t>
       </w:r>
@@ -450,14 +450,14 @@
           <w:b w:val="0"/>
           <w:i w:val="0"/>
           <w:color w:val="2E3D50"/>
-          <w:sz w:val="18"/>
+          <w:sz w:val="20"/>
         </w:rPr>
         <w:t xml:space="preserve"> Nextjs, React, TypeScript, Tailwind CSS, Shadcn-ui, Supabase, Nestjs, PostgreSQL.</w:t>
       </w:r>
     </w:p>
     <w:p>
       <w:pPr>
-        <w:spacing w:before="200" w:after="0" w:line="252" w:lineRule="auto"/>
+        <w:spacing w:before="280" w:after="0" w:line="252" w:lineRule="auto"/>
       </w:pPr>
       <w:r>
         <w:rPr>
@@ -483,7 +483,7 @@
           <w:b w:val="0"/>
           <w:i/>
           <w:color w:val="2E3D50"/>
-          <w:sz w:val="18"/>
+          <w:sz w:val="20"/>
         </w:rPr>
         <w:t>CyberScale</w:t>
       </w:r>
@@ -493,7 +493,7 @@
           <w:b w:val="0"/>
           <w:i/>
           <w:color w:val="2E3D50"/>
-          <w:sz w:val="18"/>
+          <w:sz w:val="20"/>
         </w:rPr>
         <w:tab/>
         <w:t>Juin 2024 - Juin 2025, France</w:t>
@@ -510,7 +510,7 @@
           <w:b w:val="0"/>
           <w:i w:val="0"/>
           <w:color w:val="2E3D50"/>
-          <w:sz w:val="18"/>
+          <w:sz w:val="20"/>
         </w:rPr>
         <w:t xml:space="preserve">Conception et maintenance d'applications web pour des projets publics, notamment </w:t>
       </w:r>
@@ -519,8 +519,8 @@
           <w:rPr>
             <w:color w:val="2B7FFF"/>
             <w:u w:val="single"/>
-            <w:sz w:val="18"/>
-            <w:szCs w:val="18"/>
+            <w:sz w:val="20"/>
+            <w:szCs w:val="20"/>
             <w:rFonts w:ascii="Times New Roman" w:hAnsi="Times New Roman"/>
           </w:rPr>
           <w:t xml:space="preserve">Wifina</w:t>
@@ -532,7 +532,7 @@
           <w:b w:val="0"/>
           <w:i w:val="0"/>
           <w:color w:val="2E3D50"/>
-          <w:sz w:val="18"/>
+          <w:sz w:val="20"/>
         </w:rPr>
         <w:t xml:space="preserve">, </w:t>
       </w:r>
@@ -541,8 +541,8 @@
           <w:rPr>
             <w:color w:val="2B7FFF"/>
             <w:u w:val="single"/>
-            <w:sz w:val="18"/>
-            <w:szCs w:val="18"/>
+            <w:sz w:val="20"/>
+            <w:szCs w:val="20"/>
             <w:rFonts w:ascii="Times New Roman" w:hAnsi="Times New Roman"/>
           </w:rPr>
           <w:t xml:space="preserve">IBC</w:t>
@@ -554,7 +554,7 @@
           <w:b w:val="0"/>
           <w:i w:val="0"/>
           <w:color w:val="2E3D50"/>
-          <w:sz w:val="18"/>
+          <w:sz w:val="20"/>
         </w:rPr>
         <w:t xml:space="preserve">, </w:t>
       </w:r>
@@ -563,8 +563,8 @@
           <w:rPr>
             <w:color w:val="2B7FFF"/>
             <w:u w:val="single"/>
-            <w:sz w:val="18"/>
-            <w:szCs w:val="18"/>
+            <w:sz w:val="20"/>
+            <w:szCs w:val="20"/>
             <w:rFonts w:ascii="Times New Roman" w:hAnsi="Times New Roman"/>
           </w:rPr>
           <w:t xml:space="preserve">Allo Reflexo</w:t>
@@ -576,7 +576,7 @@
           <w:b w:val="0"/>
           <w:i w:val="0"/>
           <w:color w:val="2E3D50"/>
-          <w:sz w:val="18"/>
+          <w:sz w:val="20"/>
         </w:rPr>
         <w:t xml:space="preserve">, and </w:t>
       </w:r>
@@ -585,8 +585,8 @@
           <w:rPr>
             <w:color w:val="2B7FFF"/>
             <w:u w:val="single"/>
-            <w:sz w:val="18"/>
-            <w:szCs w:val="18"/>
+            <w:sz w:val="20"/>
+            <w:szCs w:val="20"/>
             <w:rFonts w:ascii="Times New Roman" w:hAnsi="Times New Roman"/>
           </w:rPr>
           <w:t xml:space="preserve">CyberScale</w:t>
@@ -598,7 +598,7 @@
           <w:b w:val="0"/>
           <w:i w:val="0"/>
           <w:color w:val="2E3D50"/>
-          <w:sz w:val="18"/>
+          <w:sz w:val="20"/>
         </w:rPr>
         <w:t xml:space="preserve">, Desservant en moyenne </w:t>
       </w:r>
@@ -608,7 +608,7 @@
           <w:b/>
           <w:i w:val="0"/>
           <w:color w:val="2E3D50"/>
-          <w:sz w:val="18"/>
+          <w:sz w:val="20"/>
         </w:rPr>
         <w:t>+3 000</w:t>
       </w:r>
@@ -618,7 +618,7 @@
           <w:b w:val="0"/>
           <w:i w:val="0"/>
           <w:color w:val="2E3D50"/>
-          <w:sz w:val="18"/>
+          <w:sz w:val="20"/>
         </w:rPr>
         <w:t xml:space="preserve"> utilisateurs actifs par jour, ce qui témoigne d'une grande fiabilité.</w:t>
       </w:r>
@@ -634,7 +634,7 @@
           <w:b w:val="0"/>
           <w:i w:val="0"/>
           <w:color w:val="2E3D50"/>
-          <w:sz w:val="18"/>
+          <w:sz w:val="20"/>
         </w:rPr>
         <w:t xml:space="preserve">A orchestré la collaboration entre les équipes front-end, back-end et QA pour améliorer les performances des applications de </w:t>
       </w:r>
@@ -644,7 +644,7 @@
           <w:b/>
           <w:i w:val="0"/>
           <w:color w:val="2E3D50"/>
-          <w:sz w:val="18"/>
+          <w:sz w:val="20"/>
         </w:rPr>
         <w:t>25%</w:t>
       </w:r>
@@ -654,7 +654,7 @@
           <w:b w:val="0"/>
           <w:i w:val="0"/>
           <w:color w:val="2E3D50"/>
-          <w:sz w:val="18"/>
+          <w:sz w:val="20"/>
         </w:rPr>
         <w:t xml:space="preserve"> grâce à l'optimisation du code et à la rationalisation des processus de déploiement, tout en assurant l'évolutivité et les meilleures pratiques de codage.</w:t>
       </w:r>
@@ -670,7 +670,7 @@
           <w:b/>
           <w:i w:val="0"/>
           <w:color w:val="2E3D50"/>
-          <w:sz w:val="18"/>
+          <w:sz w:val="20"/>
         </w:rPr>
         <w:t>Tech:</w:t>
       </w:r>
@@ -680,14 +680,14 @@
           <w:b w:val="0"/>
           <w:i w:val="0"/>
           <w:color w:val="2E3D50"/>
-          <w:sz w:val="18"/>
+          <w:sz w:val="20"/>
         </w:rPr>
         <w:t xml:space="preserve"> Nextjs, React, Typescript, MaterialUI, Laravel, Nodejs, Expressjs, MySQL.</w:t>
       </w:r>
     </w:p>
     <w:p>
       <w:pPr>
-        <w:spacing w:before="200" w:after="0" w:line="252" w:lineRule="auto"/>
+        <w:spacing w:before="280" w:after="0" w:line="252" w:lineRule="auto"/>
       </w:pPr>
       <w:r>
         <w:rPr>
@@ -713,7 +713,7 @@
           <w:b w:val="0"/>
           <w:i/>
           <w:color w:val="2E3D50"/>
-          <w:sz w:val="18"/>
+          <w:sz w:val="20"/>
         </w:rPr>
         <w:t>CBI</w:t>
       </w:r>
@@ -723,7 +723,7 @@
           <w:b w:val="0"/>
           <w:i/>
           <w:color w:val="2E3D50"/>
-          <w:sz w:val="18"/>
+          <w:sz w:val="20"/>
         </w:rPr>
         <w:tab/>
         <w:t>Septembre 2023 - Janvier 2024, Casablanca, Morocco</w:t>
@@ -740,7 +740,7 @@
           <w:b w:val="0"/>
           <w:i w:val="0"/>
           <w:color w:val="2E3D50"/>
-          <w:sz w:val="18"/>
+          <w:sz w:val="20"/>
         </w:rPr>
         <w:t xml:space="preserve">A assisté aux activités de pré-vente et a fourni un support dans la création d'offres Microsoft pour </w:t>
       </w:r>
@@ -750,7 +750,7 @@
           <w:b/>
           <w:i w:val="0"/>
           <w:color w:val="2E3D50"/>
-          <w:sz w:val="18"/>
+          <w:sz w:val="20"/>
         </w:rPr>
         <w:t>+100</w:t>
       </w:r>
@@ -760,7 +760,7 @@
           <w:b w:val="0"/>
           <w:i w:val="0"/>
           <w:color w:val="2E3D50"/>
-          <w:sz w:val="18"/>
+          <w:sz w:val="20"/>
         </w:rPr>
         <w:t xml:space="preserve"> clients.</w:t>
       </w:r>
@@ -776,7 +776,7 @@
           <w:b w:val="0"/>
           <w:i w:val="0"/>
           <w:color w:val="2E3D50"/>
-          <w:sz w:val="18"/>
+          <w:sz w:val="20"/>
         </w:rPr>
         <w:t>A géré les abonnements Microsoft via MWP (Microsoft Subscription Management - CSP), aidant les clients à optimiser leurs solutions cloud.</w:t>
       </w:r>
@@ -792,14 +792,14 @@
           <w:b w:val="0"/>
           <w:i w:val="0"/>
           <w:color w:val="2E3D50"/>
-          <w:sz w:val="18"/>
+          <w:sz w:val="20"/>
         </w:rPr>
         <w:t>A collaboré avec les clients pour comprendre les besoins et a fourni des solutions cloud Microsoft et améliorer leurs opérations commerciales.</w:t>
       </w:r>
     </w:p>
     <w:p>
       <w:pPr>
-        <w:spacing w:before="200" w:after="0" w:line="252" w:lineRule="auto"/>
+        <w:spacing w:before="280" w:after="0" w:line="252" w:lineRule="auto"/>
       </w:pPr>
       <w:r>
         <w:rPr>
@@ -825,7 +825,7 @@
           <w:b w:val="0"/>
           <w:i/>
           <w:color w:val="2E3D50"/>
-          <w:sz w:val="18"/>
+          <w:sz w:val="20"/>
         </w:rPr>
         <w:t>IS-TECH</w:t>
       </w:r>
@@ -835,7 +835,7 @@
           <w:b w:val="0"/>
           <w:i/>
           <w:color w:val="2E3D50"/>
-          <w:sz w:val="18"/>
+          <w:sz w:val="20"/>
         </w:rPr>
         <w:tab/>
         <w:t>Juillet 2023 - Novembre 2023, Casablanca, Morocco</w:t>
@@ -852,7 +852,7 @@
           <w:b w:val="0"/>
           <w:i w:val="0"/>
           <w:color w:val="2E3D50"/>
-          <w:sz w:val="18"/>
+          <w:sz w:val="20"/>
         </w:rPr>
         <w:t>A conçu et développé des applications web interactives.</w:t>
       </w:r>
@@ -868,7 +868,7 @@
           <w:b w:val="0"/>
           <w:i w:val="0"/>
           <w:color w:val="2E3D50"/>
-          <w:sz w:val="18"/>
+          <w:sz w:val="20"/>
         </w:rPr>
         <w:t>A intégré des API RESTful pour étendre les fonctionnalités de l'application principale, améliorant l'expérience utilisateur et rationalisant le flux de données à travers plusieurs modules.</w:t>
       </w:r>
@@ -884,7 +884,7 @@
           <w:b/>
           <w:i w:val="0"/>
           <w:color w:val="2E3D50"/>
-          <w:sz w:val="18"/>
+          <w:sz w:val="20"/>
         </w:rPr>
         <w:t>Tech:</w:t>
       </w:r>
@@ -894,14 +894,14 @@
           <w:b w:val="0"/>
           <w:i w:val="0"/>
           <w:color w:val="2E3D50"/>
-          <w:sz w:val="18"/>
+          <w:sz w:val="20"/>
         </w:rPr>
         <w:t xml:space="preserve"> React, Javascript, MaterialUI, Redux, Laravel, MySQL.</w:t>
       </w:r>
     </w:p>
     <w:p>
       <w:pPr>
-        <w:spacing w:before="200" w:after="0" w:line="252" w:lineRule="auto"/>
+        <w:spacing w:before="280" w:after="0" w:line="252" w:lineRule="auto"/>
       </w:pPr>
       <w:r>
         <w:rPr>
@@ -927,7 +927,7 @@
           <w:b w:val="0"/>
           <w:i/>
           <w:color w:val="2E3D50"/>
-          <w:sz w:val="18"/>
+          <w:sz w:val="20"/>
         </w:rPr>
         <w:t>Palmeraie Country Club</w:t>
       </w:r>
@@ -937,7 +937,7 @@
           <w:b w:val="0"/>
           <w:i/>
           <w:color w:val="2E3D50"/>
-          <w:sz w:val="18"/>
+          <w:sz w:val="20"/>
         </w:rPr>
         <w:tab/>
         <w:t>Juillet 2022 - Septembre 2022, Casablanca, Morocco</w:t>
@@ -954,7 +954,7 @@
           <w:b w:val="0"/>
           <w:i w:val="0"/>
           <w:color w:val="2E3D50"/>
-          <w:sz w:val="18"/>
+          <w:sz w:val="20"/>
         </w:rPr>
         <w:t>A conçu et développé une application web pour la gestion des adhésions et des abonnements utilisant HTML, CSS, JavaScript, PHP et MySQL.</w:t>
       </w:r>
@@ -979,7 +979,7 @@
     </w:p>
     <w:p>
       <w:pPr>
-        <w:spacing w:before="60" w:after="60" w:line="269" w:lineRule="auto"/>
+        <w:spacing w:before="100" w:after="100" w:line="288" w:lineRule="auto"/>
       </w:pPr>
       <w:r>
         <w:rPr>
@@ -987,7 +987,7 @@
           <w:b/>
           <w:i w:val="0"/>
           <w:color w:val="2E3D50"/>
-          <w:sz w:val="18"/>
+          <w:sz w:val="20"/>
         </w:rPr>
         <w:t xml:space="preserve">Langages de programmation: </w:t>
       </w:r>
@@ -997,14 +997,14 @@
           <w:b w:val="0"/>
           <w:i w:val="0"/>
           <w:color w:val="2E3D50"/>
-          <w:sz w:val="18"/>
+          <w:sz w:val="20"/>
         </w:rPr>
         <w:t>JavaScript, TypeScript, PHP, Python, Java, C/C++</w:t>
       </w:r>
     </w:p>
     <w:p>
       <w:pPr>
-        <w:spacing w:before="60" w:after="60" w:line="269" w:lineRule="auto"/>
+        <w:spacing w:before="100" w:after="100" w:line="288" w:lineRule="auto"/>
       </w:pPr>
       <w:r>
         <w:rPr>
@@ -1012,7 +1012,7 @@
           <w:b/>
           <w:i w:val="0"/>
           <w:color w:val="2E3D50"/>
-          <w:sz w:val="18"/>
+          <w:sz w:val="20"/>
         </w:rPr>
         <w:t xml:space="preserve">Frontend/ Backend: </w:t>
       </w:r>
@@ -1022,14 +1022,14 @@
           <w:b w:val="0"/>
           <w:i w:val="0"/>
           <w:color w:val="2E3D50"/>
-          <w:sz w:val="18"/>
+          <w:sz w:val="20"/>
         </w:rPr>
         <w:t>React.js, Next.js, Express, Node.js, Laravel</w:t>
       </w:r>
     </w:p>
     <w:p>
       <w:pPr>
-        <w:spacing w:before="60" w:after="60" w:line="269" w:lineRule="auto"/>
+        <w:spacing w:before="100" w:after="100" w:line="288" w:lineRule="auto"/>
       </w:pPr>
       <w:r>
         <w:rPr>
@@ -1037,7 +1037,7 @@
           <w:b/>
           <w:i w:val="0"/>
           <w:color w:val="2E3D50"/>
-          <w:sz w:val="18"/>
+          <w:sz w:val="20"/>
         </w:rPr>
         <w:t xml:space="preserve">Services Cloud: </w:t>
       </w:r>
@@ -1047,14 +1047,14 @@
           <w:b w:val="0"/>
           <w:i w:val="0"/>
           <w:color w:val="2E3D50"/>
-          <w:sz w:val="18"/>
+          <w:sz w:val="20"/>
         </w:rPr>
         <w:t>Google Cloud, Vercel, Cloudflare</w:t>
       </w:r>
     </w:p>
     <w:p>
       <w:pPr>
-        <w:spacing w:before="60" w:after="60" w:line="269" w:lineRule="auto"/>
+        <w:spacing w:before="100" w:after="100" w:line="288" w:lineRule="auto"/>
       </w:pPr>
       <w:r>
         <w:rPr>
@@ -1062,7 +1062,7 @@
           <w:b/>
           <w:i w:val="0"/>
           <w:color w:val="2E3D50"/>
-          <w:sz w:val="18"/>
+          <w:sz w:val="20"/>
         </w:rPr>
         <w:t xml:space="preserve">Database: </w:t>
       </w:r>
@@ -1072,14 +1072,14 @@
           <w:b w:val="0"/>
           <w:i w:val="0"/>
           <w:color w:val="2E3D50"/>
-          <w:sz w:val="18"/>
+          <w:sz w:val="20"/>
         </w:rPr>
         <w:t>MySQL, PostgreSQL, Supabase, MongoDB</w:t>
       </w:r>
     </w:p>
     <w:p>
       <w:pPr>
-        <w:spacing w:before="60" w:after="60" w:line="269" w:lineRule="auto"/>
+        <w:spacing w:before="100" w:after="100" w:line="288" w:lineRule="auto"/>
       </w:pPr>
       <w:r>
         <w:rPr>
@@ -1087,7 +1087,7 @@
           <w:b/>
           <w:i w:val="0"/>
           <w:color w:val="2E3D50"/>
-          <w:sz w:val="18"/>
+          <w:sz w:val="20"/>
         </w:rPr>
         <w:t xml:space="preserve">Intelligence Artificiel/ AI: </w:t>
       </w:r>
@@ -1097,14 +1097,14 @@
           <w:b w:val="0"/>
           <w:i w:val="0"/>
           <w:color w:val="2E3D50"/>
-          <w:sz w:val="18"/>
+          <w:sz w:val="20"/>
         </w:rPr>
         <w:t>OpenAI API, Claude, Cursor, Copilot, DeepSeek, Ollama, n8n</w:t>
       </w:r>
     </w:p>
     <w:p>
       <w:pPr>
-        <w:spacing w:before="60" w:after="60" w:line="269" w:lineRule="auto"/>
+        <w:spacing w:before="100" w:after="100" w:line="288" w:lineRule="auto"/>
       </w:pPr>
       <w:r>
         <w:rPr>
@@ -1112,7 +1112,7 @@
           <w:b/>
           <w:i w:val="0"/>
           <w:color w:val="2E3D50"/>
-          <w:sz w:val="18"/>
+          <w:sz w:val="20"/>
         </w:rPr>
         <w:t xml:space="preserve">Méthodologies: </w:t>
       </w:r>
@@ -1122,14 +1122,14 @@
           <w:b w:val="0"/>
           <w:i w:val="0"/>
           <w:color w:val="2E3D50"/>
-          <w:sz w:val="18"/>
+          <w:sz w:val="20"/>
         </w:rPr>
         <w:t>Agile, Scrum, Kanban, Design Pattern, Web Architecture</w:t>
       </w:r>
     </w:p>
     <w:p>
       <w:pPr>
-        <w:spacing w:before="60" w:after="60" w:line="269" w:lineRule="auto"/>
+        <w:spacing w:before="100" w:after="100" w:line="288" w:lineRule="auto"/>
       </w:pPr>
       <w:r>
         <w:rPr>
@@ -1137,7 +1137,7 @@
           <w:b/>
           <w:i w:val="0"/>
           <w:color w:val="2E3D50"/>
-          <w:sz w:val="18"/>
+          <w:sz w:val="20"/>
         </w:rPr>
         <w:t xml:space="preserve">Soft Skills: </w:t>
       </w:r>
@@ -1147,7 +1147,7 @@
           <w:b w:val="0"/>
           <w:i w:val="0"/>
           <w:color w:val="2E3D50"/>
-          <w:sz w:val="18"/>
+          <w:sz w:val="20"/>
         </w:rPr>
         <w:t>Communication, collaboration en équipe, résolution de problèmes, gestion du temps, adaptabilité</w:t>
       </w:r>
@@ -1180,7 +1180,7 @@
           <w:b/>
           <w:i w:val="0"/>
           <w:color w:val="2E3D50"/>
-          <w:sz w:val="18"/>
+          <w:sz w:val="20"/>
         </w:rPr>
         <w:t>Master: Ingénierie des systèmes intelligents</w:t>
       </w:r>
@@ -1195,7 +1195,7 @@
           <w:b w:val="0"/>
           <w:i w:val="0"/>
           <w:color w:val="2E3D50"/>
-          <w:sz w:val="18"/>
+          <w:sz w:val="20"/>
         </w:rPr>
         <w:t>Université Hassan 2 · Casablanca · 2026</w:t>
       </w:r>
@@ -1210,7 +1210,7 @@
           <w:b/>
           <w:i w:val="0"/>
           <w:color w:val="2E3D50"/>
-          <w:sz w:val="18"/>
+          <w:sz w:val="20"/>
         </w:rPr>
         <w:t>Licence Fondamentale SMI</w:t>
       </w:r>
@@ -1225,7 +1225,7 @@
           <w:b w:val="0"/>
           <w:i w:val="0"/>
           <w:color w:val="2E3D50"/>
-          <w:sz w:val="18"/>
+          <w:sz w:val="20"/>
         </w:rPr>
         <w:t>Université Hassan 2 · Casablanca · 2024</w:t>
       </w:r>
@@ -1240,7 +1240,7 @@
           <w:b/>
           <w:i w:val="0"/>
           <w:color w:val="2E3D50"/>
-          <w:sz w:val="18"/>
+          <w:sz w:val="20"/>
         </w:rPr>
         <w:t>DUT en Génie informatique</w:t>
       </w:r>
@@ -1255,7 +1255,7 @@
           <w:b w:val="0"/>
           <w:i w:val="0"/>
           <w:color w:val="2E3D50"/>
-          <w:sz w:val="18"/>
+          <w:sz w:val="20"/>
         </w:rPr>
         <w:t>Université Cadi Ayyad · Safi · 2021 - 2023</w:t>
       </w:r>
@@ -1636,7 +1636,7 @@
     <w:rPr>
       <w:rFonts w:ascii="Times New Roman" w:hAnsi="Times New Roman" w:eastAsia="Times New Roman"/>
       <w:color w:val="2E3D50"/>
-      <w:sz w:val="18"/>
+      <w:sz w:val="20"/>
     </w:rPr>
   </w:style>
   <w:style w:type="paragraph" w:styleId="Header">

--- a/resume/output/Youness-Jellouli.docx
+++ b/resume/output/Youness-Jellouli.docx
@@ -382,7 +382,7 @@
       <w:r>
         <w:rPr>
           <w:rFonts w:ascii="Times New Roman" w:hAnsi="Times New Roman" w:eastAsia="Times New Roman"/>
-          <w:b w:val="0"/>
+          <w:b/>
           <w:i/>
           <w:color w:val="2E3D50"/>
           <w:sz w:val="20"/>
@@ -392,7 +392,7 @@
       <w:r>
         <w:rPr>
           <w:rFonts w:ascii="Times New Roman" w:hAnsi="Times New Roman" w:eastAsia="Times New Roman"/>
-          <w:b w:val="0"/>
+          <w:b/>
           <w:i/>
           <w:color w:val="2E3D50"/>
           <w:sz w:val="20"/>
@@ -480,7 +480,7 @@
       <w:r>
         <w:rPr>
           <w:rFonts w:ascii="Times New Roman" w:hAnsi="Times New Roman" w:eastAsia="Times New Roman"/>
-          <w:b w:val="0"/>
+          <w:b/>
           <w:i/>
           <w:color w:val="2E3D50"/>
           <w:sz w:val="20"/>
@@ -490,7 +490,7 @@
       <w:r>
         <w:rPr>
           <w:rFonts w:ascii="Times New Roman" w:hAnsi="Times New Roman" w:eastAsia="Times New Roman"/>
-          <w:b w:val="0"/>
+          <w:b/>
           <w:i/>
           <w:color w:val="2E3D50"/>
           <w:sz w:val="20"/>
@@ -710,7 +710,7 @@
       <w:r>
         <w:rPr>
           <w:rFonts w:ascii="Times New Roman" w:hAnsi="Times New Roman" w:eastAsia="Times New Roman"/>
-          <w:b w:val="0"/>
+          <w:b/>
           <w:i/>
           <w:color w:val="2E3D50"/>
           <w:sz w:val="20"/>
@@ -720,7 +720,7 @@
       <w:r>
         <w:rPr>
           <w:rFonts w:ascii="Times New Roman" w:hAnsi="Times New Roman" w:eastAsia="Times New Roman"/>
-          <w:b w:val="0"/>
+          <w:b/>
           <w:i/>
           <w:color w:val="2E3D50"/>
           <w:sz w:val="20"/>
@@ -822,7 +822,7 @@
       <w:r>
         <w:rPr>
           <w:rFonts w:ascii="Times New Roman" w:hAnsi="Times New Roman" w:eastAsia="Times New Roman"/>
-          <w:b w:val="0"/>
+          <w:b/>
           <w:i/>
           <w:color w:val="2E3D50"/>
           <w:sz w:val="20"/>
@@ -832,7 +832,7 @@
       <w:r>
         <w:rPr>
           <w:rFonts w:ascii="Times New Roman" w:hAnsi="Times New Roman" w:eastAsia="Times New Roman"/>
-          <w:b w:val="0"/>
+          <w:b/>
           <w:i/>
           <w:color w:val="2E3D50"/>
           <w:sz w:val="20"/>
@@ -924,7 +924,7 @@
       <w:r>
         <w:rPr>
           <w:rFonts w:ascii="Times New Roman" w:hAnsi="Times New Roman" w:eastAsia="Times New Roman"/>
-          <w:b w:val="0"/>
+          <w:b/>
           <w:i/>
           <w:color w:val="2E3D50"/>
           <w:sz w:val="20"/>
@@ -934,7 +934,7 @@
       <w:r>
         <w:rPr>
           <w:rFonts w:ascii="Times New Roman" w:hAnsi="Times New Roman" w:eastAsia="Times New Roman"/>
-          <w:b w:val="0"/>
+          <w:b/>
           <w:i/>
           <w:color w:val="2E3D50"/>
           <w:sz w:val="20"/>

--- a/resume/output/Youness-Jellouli.docx
+++ b/resume/output/Youness-Jellouli.docx
@@ -404,7 +404,7 @@
     <w:p>
       <w:pPr>
         <w:pStyle w:val="ListBullet"/>
-        <w:spacing w:before="0" w:after="20" w:line="269" w:lineRule="auto"/>
+        <w:spacing w:before="0" w:after="0" w:line="259" w:lineRule="auto"/>
       </w:pPr>
       <w:hyperlink r:id="rId15">
         <w:r>
@@ -432,7 +432,7 @@
     <w:p>
       <w:pPr>
         <w:pStyle w:val="ListBullet"/>
-        <w:spacing w:before="0" w:after="20" w:line="269" w:lineRule="auto"/>
+        <w:spacing w:before="0" w:after="0" w:line="259" w:lineRule="auto"/>
       </w:pPr>
       <w:r>
         <w:rPr>
@@ -502,7 +502,7 @@
     <w:p>
       <w:pPr>
         <w:pStyle w:val="ListBullet"/>
-        <w:spacing w:before="0" w:after="20" w:line="269" w:lineRule="auto"/>
+        <w:spacing w:before="0" w:after="0" w:line="259" w:lineRule="auto"/>
       </w:pPr>
       <w:r>
         <w:rPr>
@@ -626,7 +626,7 @@
     <w:p>
       <w:pPr>
         <w:pStyle w:val="ListBullet"/>
-        <w:spacing w:before="0" w:after="20" w:line="269" w:lineRule="auto"/>
+        <w:spacing w:before="0" w:after="0" w:line="259" w:lineRule="auto"/>
       </w:pPr>
       <w:r>
         <w:rPr>
@@ -662,7 +662,7 @@
     <w:p>
       <w:pPr>
         <w:pStyle w:val="ListBullet"/>
-        <w:spacing w:before="0" w:after="20" w:line="269" w:lineRule="auto"/>
+        <w:spacing w:before="0" w:after="0" w:line="259" w:lineRule="auto"/>
       </w:pPr>
       <w:r>
         <w:rPr>
@@ -732,7 +732,7 @@
     <w:p>
       <w:pPr>
         <w:pStyle w:val="ListBullet"/>
-        <w:spacing w:before="0" w:after="20" w:line="269" w:lineRule="auto"/>
+        <w:spacing w:before="0" w:after="0" w:line="259" w:lineRule="auto"/>
       </w:pPr>
       <w:r>
         <w:rPr>
@@ -768,7 +768,7 @@
     <w:p>
       <w:pPr>
         <w:pStyle w:val="ListBullet"/>
-        <w:spacing w:before="0" w:after="20" w:line="269" w:lineRule="auto"/>
+        <w:spacing w:before="0" w:after="0" w:line="259" w:lineRule="auto"/>
       </w:pPr>
       <w:r>
         <w:rPr>
@@ -784,7 +784,7 @@
     <w:p>
       <w:pPr>
         <w:pStyle w:val="ListBullet"/>
-        <w:spacing w:before="0" w:after="20" w:line="269" w:lineRule="auto"/>
+        <w:spacing w:before="0" w:after="0" w:line="259" w:lineRule="auto"/>
       </w:pPr>
       <w:r>
         <w:rPr>
@@ -844,7 +844,7 @@
     <w:p>
       <w:pPr>
         <w:pStyle w:val="ListBullet"/>
-        <w:spacing w:before="0" w:after="20" w:line="269" w:lineRule="auto"/>
+        <w:spacing w:before="0" w:after="0" w:line="259" w:lineRule="auto"/>
       </w:pPr>
       <w:r>
         <w:rPr>
@@ -860,7 +860,7 @@
     <w:p>
       <w:pPr>
         <w:pStyle w:val="ListBullet"/>
-        <w:spacing w:before="0" w:after="20" w:line="269" w:lineRule="auto"/>
+        <w:spacing w:before="0" w:after="0" w:line="259" w:lineRule="auto"/>
       </w:pPr>
       <w:r>
         <w:rPr>
@@ -876,7 +876,7 @@
     <w:p>
       <w:pPr>
         <w:pStyle w:val="ListBullet"/>
-        <w:spacing w:before="0" w:after="20" w:line="269" w:lineRule="auto"/>
+        <w:spacing w:before="0" w:after="0" w:line="259" w:lineRule="auto"/>
       </w:pPr>
       <w:r>
         <w:rPr>
@@ -946,7 +946,7 @@
     <w:p>
       <w:pPr>
         <w:pStyle w:val="ListBullet"/>
-        <w:spacing w:before="0" w:after="20" w:line="269" w:lineRule="auto"/>
+        <w:spacing w:before="0" w:after="0" w:line="259" w:lineRule="auto"/>
       </w:pPr>
       <w:r>
         <w:rPr>

--- a/resume/output/Youness-Jellouli.docx
+++ b/resume/output/Youness-Jellouli.docx
@@ -404,7 +404,7 @@
     <w:p>
       <w:pPr>
         <w:pStyle w:val="ListBullet"/>
-        <w:spacing w:before="0" w:after="0" w:line="259" w:lineRule="auto"/>
+        <w:spacing w:before="0" w:after="0" w:line="245" w:lineRule="auto"/>
       </w:pPr>
       <w:hyperlink r:id="rId15">
         <w:r>
@@ -432,7 +432,7 @@
     <w:p>
       <w:pPr>
         <w:pStyle w:val="ListBullet"/>
-        <w:spacing w:before="0" w:after="0" w:line="259" w:lineRule="auto"/>
+        <w:spacing w:before="0" w:after="0" w:line="245" w:lineRule="auto"/>
       </w:pPr>
       <w:r>
         <w:rPr>
@@ -502,7 +502,7 @@
     <w:p>
       <w:pPr>
         <w:pStyle w:val="ListBullet"/>
-        <w:spacing w:before="0" w:after="0" w:line="259" w:lineRule="auto"/>
+        <w:spacing w:before="0" w:after="0" w:line="245" w:lineRule="auto"/>
       </w:pPr>
       <w:r>
         <w:rPr>
@@ -626,7 +626,7 @@
     <w:p>
       <w:pPr>
         <w:pStyle w:val="ListBullet"/>
-        <w:spacing w:before="0" w:after="0" w:line="259" w:lineRule="auto"/>
+        <w:spacing w:before="0" w:after="0" w:line="245" w:lineRule="auto"/>
       </w:pPr>
       <w:r>
         <w:rPr>
@@ -662,7 +662,7 @@
     <w:p>
       <w:pPr>
         <w:pStyle w:val="ListBullet"/>
-        <w:spacing w:before="0" w:after="0" w:line="259" w:lineRule="auto"/>
+        <w:spacing w:before="0" w:after="0" w:line="245" w:lineRule="auto"/>
       </w:pPr>
       <w:r>
         <w:rPr>
@@ -732,7 +732,7 @@
     <w:p>
       <w:pPr>
         <w:pStyle w:val="ListBullet"/>
-        <w:spacing w:before="0" w:after="0" w:line="259" w:lineRule="auto"/>
+        <w:spacing w:before="0" w:after="0" w:line="245" w:lineRule="auto"/>
       </w:pPr>
       <w:r>
         <w:rPr>
@@ -768,7 +768,7 @@
     <w:p>
       <w:pPr>
         <w:pStyle w:val="ListBullet"/>
-        <w:spacing w:before="0" w:after="0" w:line="259" w:lineRule="auto"/>
+        <w:spacing w:before="0" w:after="0" w:line="245" w:lineRule="auto"/>
       </w:pPr>
       <w:r>
         <w:rPr>
@@ -784,7 +784,7 @@
     <w:p>
       <w:pPr>
         <w:pStyle w:val="ListBullet"/>
-        <w:spacing w:before="0" w:after="0" w:line="259" w:lineRule="auto"/>
+        <w:spacing w:before="0" w:after="0" w:line="245" w:lineRule="auto"/>
       </w:pPr>
       <w:r>
         <w:rPr>
@@ -844,7 +844,7 @@
     <w:p>
       <w:pPr>
         <w:pStyle w:val="ListBullet"/>
-        <w:spacing w:before="0" w:after="0" w:line="259" w:lineRule="auto"/>
+        <w:spacing w:before="0" w:after="0" w:line="245" w:lineRule="auto"/>
       </w:pPr>
       <w:r>
         <w:rPr>
@@ -860,7 +860,7 @@
     <w:p>
       <w:pPr>
         <w:pStyle w:val="ListBullet"/>
-        <w:spacing w:before="0" w:after="0" w:line="259" w:lineRule="auto"/>
+        <w:spacing w:before="0" w:after="0" w:line="245" w:lineRule="auto"/>
       </w:pPr>
       <w:r>
         <w:rPr>
@@ -876,7 +876,7 @@
     <w:p>
       <w:pPr>
         <w:pStyle w:val="ListBullet"/>
-        <w:spacing w:before="0" w:after="0" w:line="259" w:lineRule="auto"/>
+        <w:spacing w:before="0" w:after="0" w:line="245" w:lineRule="auto"/>
       </w:pPr>
       <w:r>
         <w:rPr>
@@ -946,7 +946,7 @@
     <w:p>
       <w:pPr>
         <w:pStyle w:val="ListBullet"/>
-        <w:spacing w:before="0" w:after="0" w:line="259" w:lineRule="auto"/>
+        <w:spacing w:before="0" w:after="0" w:line="245" w:lineRule="auto"/>
       </w:pPr>
       <w:r>
         <w:rPr>

--- a/resume/output/Youness-Jellouli.docx
+++ b/resume/output/Youness-Jellouli.docx
@@ -404,7 +404,7 @@
     <w:p>
       <w:pPr>
         <w:pStyle w:val="ListBullet"/>
-        <w:spacing w:before="0" w:after="0" w:line="245" w:lineRule="auto"/>
+        <w:spacing w:before="0" w:after="0" w:line="269" w:lineRule="auto"/>
       </w:pPr>
       <w:hyperlink r:id="rId15">
         <w:r>
@@ -432,7 +432,7 @@
     <w:p>
       <w:pPr>
         <w:pStyle w:val="ListBullet"/>
-        <w:spacing w:before="0" w:after="0" w:line="245" w:lineRule="auto"/>
+        <w:spacing w:before="0" w:after="0" w:line="269" w:lineRule="auto"/>
       </w:pPr>
       <w:r>
         <w:rPr>
@@ -502,7 +502,7 @@
     <w:p>
       <w:pPr>
         <w:pStyle w:val="ListBullet"/>
-        <w:spacing w:before="0" w:after="0" w:line="245" w:lineRule="auto"/>
+        <w:spacing w:before="0" w:after="0" w:line="269" w:lineRule="auto"/>
       </w:pPr>
       <w:r>
         <w:rPr>
@@ -626,7 +626,7 @@
     <w:p>
       <w:pPr>
         <w:pStyle w:val="ListBullet"/>
-        <w:spacing w:before="0" w:after="0" w:line="245" w:lineRule="auto"/>
+        <w:spacing w:before="0" w:after="0" w:line="269" w:lineRule="auto"/>
       </w:pPr>
       <w:r>
         <w:rPr>
@@ -662,7 +662,7 @@
     <w:p>
       <w:pPr>
         <w:pStyle w:val="ListBullet"/>
-        <w:spacing w:before="0" w:after="0" w:line="245" w:lineRule="auto"/>
+        <w:spacing w:before="0" w:after="0" w:line="269" w:lineRule="auto"/>
       </w:pPr>
       <w:r>
         <w:rPr>
@@ -732,7 +732,7 @@
     <w:p>
       <w:pPr>
         <w:pStyle w:val="ListBullet"/>
-        <w:spacing w:before="0" w:after="0" w:line="245" w:lineRule="auto"/>
+        <w:spacing w:before="0" w:after="0" w:line="269" w:lineRule="auto"/>
       </w:pPr>
       <w:r>
         <w:rPr>
@@ -768,7 +768,7 @@
     <w:p>
       <w:pPr>
         <w:pStyle w:val="ListBullet"/>
-        <w:spacing w:before="0" w:after="0" w:line="245" w:lineRule="auto"/>
+        <w:spacing w:before="0" w:after="0" w:line="269" w:lineRule="auto"/>
       </w:pPr>
       <w:r>
         <w:rPr>
@@ -784,7 +784,7 @@
     <w:p>
       <w:pPr>
         <w:pStyle w:val="ListBullet"/>
-        <w:spacing w:before="0" w:after="0" w:line="245" w:lineRule="auto"/>
+        <w:spacing w:before="0" w:after="0" w:line="269" w:lineRule="auto"/>
       </w:pPr>
       <w:r>
         <w:rPr>
@@ -844,7 +844,7 @@
     <w:p>
       <w:pPr>
         <w:pStyle w:val="ListBullet"/>
-        <w:spacing w:before="0" w:after="0" w:line="245" w:lineRule="auto"/>
+        <w:spacing w:before="0" w:after="0" w:line="269" w:lineRule="auto"/>
       </w:pPr>
       <w:r>
         <w:rPr>
@@ -860,7 +860,7 @@
     <w:p>
       <w:pPr>
         <w:pStyle w:val="ListBullet"/>
-        <w:spacing w:before="0" w:after="0" w:line="245" w:lineRule="auto"/>
+        <w:spacing w:before="0" w:after="0" w:line="269" w:lineRule="auto"/>
       </w:pPr>
       <w:r>
         <w:rPr>
@@ -876,7 +876,7 @@
     <w:p>
       <w:pPr>
         <w:pStyle w:val="ListBullet"/>
-        <w:spacing w:before="0" w:after="0" w:line="245" w:lineRule="auto"/>
+        <w:spacing w:before="0" w:after="0" w:line="269" w:lineRule="auto"/>
       </w:pPr>
       <w:r>
         <w:rPr>
@@ -946,7 +946,7 @@
     <w:p>
       <w:pPr>
         <w:pStyle w:val="ListBullet"/>
-        <w:spacing w:before="0" w:after="0" w:line="245" w:lineRule="auto"/>
+        <w:spacing w:before="0" w:after="0" w:line="269" w:lineRule="auto"/>
       </w:pPr>
       <w:r>
         <w:rPr>

--- a/resume/output/Youness-Jellouli.docx
+++ b/resume/output/Youness-Jellouli.docx
@@ -974,6 +974,200 @@
           <w:color w:val="2E3D50"/>
           <w:sz w:val="24"/>
         </w:rPr>
+        <w:t>PROJETS</w:t>
+      </w:r>
+    </w:p>
+    <w:p>
+      <w:pPr>
+        <w:spacing w:before="60" w:after="0" w:line="252" w:lineRule="auto"/>
+      </w:pPr>
+      <w:hyperlink r:id="rId16">
+        <w:r>
+          <w:rPr>
+            <w:color w:val="2B7FFF"/>
+            <w:u w:val="single"/>
+            <w:sz w:val="22"/>
+            <w:szCs w:val="22"/>
+            <w:rFonts w:ascii="Times New Roman" w:hAnsi="Times New Roman"/>
+            <w:b/>
+          </w:rPr>
+          <w:t xml:space="preserve">AppartAli</w:t>
+        </w:r>
+      </w:hyperlink>
+      <w:r>
+        <w:rPr>
+          <w:rFonts w:ascii="Times New Roman" w:hAnsi="Times New Roman" w:eastAsia="Times New Roman"/>
+          <w:b w:val="0"/>
+          <w:i/>
+          <w:color w:val="2E3D50"/>
+          <w:sz w:val="18"/>
+        </w:rPr>
+        <w:t xml:space="preserve">  ·  Next.js, TypeScript, Tailwind CSS, Prisma</w:t>
+      </w:r>
+    </w:p>
+    <w:p>
+      <w:pPr>
+        <w:pStyle w:val="ListBullet"/>
+        <w:spacing w:before="0" w:after="0" w:line="269" w:lineRule="auto"/>
+      </w:pPr>
+      <w:r>
+        <w:rPr>
+          <w:rFonts w:ascii="Times New Roman" w:hAnsi="Times New Roman" w:eastAsia="Times New Roman"/>
+          <w:b w:val="0"/>
+          <w:i w:val="0"/>
+          <w:color w:val="2E3D50"/>
+          <w:sz w:val="20"/>
+        </w:rPr>
+        <w:t>Plateforme immobilière avec recherche, filtres (API Guesty) et assistant IA.</w:t>
+      </w:r>
+    </w:p>
+    <w:p>
+      <w:pPr>
+        <w:spacing w:before="60" w:after="0" w:line="252" w:lineRule="auto"/>
+      </w:pPr>
+      <w:hyperlink r:id="rId17">
+        <w:r>
+          <w:rPr>
+            <w:color w:val="2B7FFF"/>
+            <w:u w:val="single"/>
+            <w:sz w:val="22"/>
+            <w:szCs w:val="22"/>
+            <w:rFonts w:ascii="Times New Roman" w:hAnsi="Times New Roman"/>
+            <w:b/>
+          </w:rPr>
+          <w:t xml:space="preserve">AVSM Club</w:t>
+        </w:r>
+      </w:hyperlink>
+      <w:r>
+        <w:rPr>
+          <w:rFonts w:ascii="Times New Roman" w:hAnsi="Times New Roman" w:eastAsia="Times New Roman"/>
+          <w:b w:val="0"/>
+          <w:i/>
+          <w:color w:val="2E3D50"/>
+          <w:sz w:val="18"/>
+        </w:rPr>
+        <w:t xml:space="preserve">  ·  Next.js, TypeScript, Tailwind CSS</w:t>
+      </w:r>
+    </w:p>
+    <w:p>
+      <w:pPr>
+        <w:pStyle w:val="ListBullet"/>
+        <w:spacing w:before="0" w:after="0" w:line="269" w:lineRule="auto"/>
+      </w:pPr>
+      <w:r>
+        <w:rPr>
+          <w:rFonts w:ascii="Times New Roman" w:hAnsi="Times New Roman" w:eastAsia="Times New Roman"/>
+          <w:b w:val="0"/>
+          <w:i w:val="0"/>
+          <w:color w:val="2E3D50"/>
+          <w:sz w:val="20"/>
+        </w:rPr>
+        <w:t>Site du club avec CMS admin, matchs, actualités, effectifs et galeries.</w:t>
+      </w:r>
+    </w:p>
+    <w:p>
+      <w:pPr>
+        <w:spacing w:before="60" w:after="0" w:line="252" w:lineRule="auto"/>
+      </w:pPr>
+      <w:hyperlink r:id="rId18">
+        <w:r>
+          <w:rPr>
+            <w:color w:val="2B7FFF"/>
+            <w:u w:val="single"/>
+            <w:sz w:val="22"/>
+            <w:szCs w:val="22"/>
+            <w:rFonts w:ascii="Times New Roman" w:hAnsi="Times New Roman"/>
+            <w:b/>
+          </w:rPr>
+          <w:t xml:space="preserve">Invoicr SaaS</w:t>
+        </w:r>
+      </w:hyperlink>
+      <w:r>
+        <w:rPr>
+          <w:rFonts w:ascii="Times New Roman" w:hAnsi="Times New Roman" w:eastAsia="Times New Roman"/>
+          <w:b w:val="0"/>
+          <w:i/>
+          <w:color w:val="2E3D50"/>
+          <w:sz w:val="18"/>
+        </w:rPr>
+        <w:t xml:space="preserve">  ·  Next.js, TypeScript, Tailwind CSS, Supabase</w:t>
+      </w:r>
+    </w:p>
+    <w:p>
+      <w:pPr>
+        <w:pStyle w:val="ListBullet"/>
+        <w:spacing w:before="0" w:after="0" w:line="269" w:lineRule="auto"/>
+      </w:pPr>
+      <w:r>
+        <w:rPr>
+          <w:rFonts w:ascii="Times New Roman" w:hAnsi="Times New Roman" w:eastAsia="Times New Roman"/>
+          <w:b w:val="0"/>
+          <w:i w:val="0"/>
+          <w:color w:val="2E3D50"/>
+          <w:sz w:val="20"/>
+        </w:rPr>
+        <w:t>Génération et gestion de factures : recherche, filtres et suivi.</w:t>
+      </w:r>
+    </w:p>
+    <w:p>
+      <w:pPr>
+        <w:spacing w:before="60" w:after="0" w:line="252" w:lineRule="auto"/>
+      </w:pPr>
+      <w:hyperlink r:id="rId21">
+        <w:r>
+          <w:rPr>
+            <w:color w:val="2B7FFF"/>
+            <w:u w:val="single"/>
+            <w:sz w:val="22"/>
+            <w:szCs w:val="22"/>
+            <w:rFonts w:ascii="Times New Roman" w:hAnsi="Times New Roman"/>
+            <w:b/>
+          </w:rPr>
+          <w:t xml:space="preserve">Travel Flow</w:t>
+        </w:r>
+      </w:hyperlink>
+      <w:r>
+        <w:rPr>
+          <w:rFonts w:ascii="Times New Roman" w:hAnsi="Times New Roman" w:eastAsia="Times New Roman"/>
+          <w:b w:val="0"/>
+          <w:i/>
+          <w:color w:val="2E3D50"/>
+          <w:sz w:val="18"/>
+        </w:rPr>
+        <w:t xml:space="preserve">  ·  Next.js, TypeScript, Material UI, Python</w:t>
+      </w:r>
+    </w:p>
+    <w:p>
+      <w:pPr>
+        <w:pStyle w:val="ListBullet"/>
+        <w:spacing w:before="0" w:after="0" w:line="269" w:lineRule="auto"/>
+      </w:pPr>
+      <w:r>
+        <w:rPr>
+          <w:rFonts w:ascii="Times New Roman" w:hAnsi="Times New Roman" w:eastAsia="Times New Roman"/>
+          <w:b w:val="0"/>
+          <w:i w:val="0"/>
+          <w:color w:val="2E3D50"/>
+          <w:sz w:val="20"/>
+        </w:rPr>
+        <w:t>Optimisation d'itinéraires (problème du voyageur de commerce).</w:t>
+      </w:r>
+    </w:p>
+    <w:p>
+      <w:pPr>
+        <w:spacing w:before="200" w:after="80" w:line="240" w:lineRule="auto"/>
+        <w:pBdr>
+          <w:bottom w:val="single" w:sz="12" w:space="1" w:color="2E3D50"/>
+        </w:pBdr>
+      </w:pPr>
+      <w:r>
+        <w:rPr>
+          <w:rFonts w:ascii="Times New Roman" w:hAnsi="Times New Roman" w:eastAsia="Times New Roman"/>
+          <w:b/>
+          <w:i w:val="0"/>
+          <w:color w:val="2E3D50"/>
+          <w:sz w:val="24"/>
+        </w:rPr>
         <w:t>COMPÉTENCES</w:t>
       </w:r>
     </w:p>

--- a/resume/output/Youness-Jellouli.docx
+++ b/resume/output/Youness-Jellouli.docx
@@ -404,7 +404,7 @@
     <w:p>
       <w:pPr>
         <w:pStyle w:val="ListBullet"/>
-        <w:spacing w:before="0" w:after="0" w:line="269" w:lineRule="auto"/>
+        <w:spacing w:before="0" w:after="0" w:line="283" w:lineRule="auto"/>
       </w:pPr>
       <w:hyperlink r:id="rId15">
         <w:r>
@@ -432,7 +432,7 @@
     <w:p>
       <w:pPr>
         <w:pStyle w:val="ListBullet"/>
-        <w:spacing w:before="0" w:after="0" w:line="269" w:lineRule="auto"/>
+        <w:spacing w:before="0" w:after="0" w:line="283" w:lineRule="auto"/>
       </w:pPr>
       <w:r>
         <w:rPr>
@@ -502,7 +502,7 @@
     <w:p>
       <w:pPr>
         <w:pStyle w:val="ListBullet"/>
-        <w:spacing w:before="0" w:after="0" w:line="269" w:lineRule="auto"/>
+        <w:spacing w:before="0" w:after="0" w:line="283" w:lineRule="auto"/>
       </w:pPr>
       <w:r>
         <w:rPr>
@@ -626,7 +626,7 @@
     <w:p>
       <w:pPr>
         <w:pStyle w:val="ListBullet"/>
-        <w:spacing w:before="0" w:after="0" w:line="269" w:lineRule="auto"/>
+        <w:spacing w:before="0" w:after="0" w:line="283" w:lineRule="auto"/>
       </w:pPr>
       <w:r>
         <w:rPr>
@@ -662,7 +662,7 @@
     <w:p>
       <w:pPr>
         <w:pStyle w:val="ListBullet"/>
-        <w:spacing w:before="0" w:after="0" w:line="269" w:lineRule="auto"/>
+        <w:spacing w:before="0" w:after="0" w:line="283" w:lineRule="auto"/>
       </w:pPr>
       <w:r>
         <w:rPr>
@@ -732,7 +732,7 @@
     <w:p>
       <w:pPr>
         <w:pStyle w:val="ListBullet"/>
-        <w:spacing w:before="0" w:after="0" w:line="269" w:lineRule="auto"/>
+        <w:spacing w:before="0" w:after="0" w:line="283" w:lineRule="auto"/>
       </w:pPr>
       <w:r>
         <w:rPr>
@@ -768,7 +768,7 @@
     <w:p>
       <w:pPr>
         <w:pStyle w:val="ListBullet"/>
-        <w:spacing w:before="0" w:after="0" w:line="269" w:lineRule="auto"/>
+        <w:spacing w:before="0" w:after="0" w:line="283" w:lineRule="auto"/>
       </w:pPr>
       <w:r>
         <w:rPr>
@@ -784,7 +784,7 @@
     <w:p>
       <w:pPr>
         <w:pStyle w:val="ListBullet"/>
-        <w:spacing w:before="0" w:after="0" w:line="269" w:lineRule="auto"/>
+        <w:spacing w:before="0" w:after="0" w:line="283" w:lineRule="auto"/>
       </w:pPr>
       <w:r>
         <w:rPr>
@@ -844,7 +844,7 @@
     <w:p>
       <w:pPr>
         <w:pStyle w:val="ListBullet"/>
-        <w:spacing w:before="0" w:after="0" w:line="269" w:lineRule="auto"/>
+        <w:spacing w:before="0" w:after="0" w:line="283" w:lineRule="auto"/>
       </w:pPr>
       <w:r>
         <w:rPr>
@@ -860,7 +860,7 @@
     <w:p>
       <w:pPr>
         <w:pStyle w:val="ListBullet"/>
-        <w:spacing w:before="0" w:after="0" w:line="269" w:lineRule="auto"/>
+        <w:spacing w:before="0" w:after="0" w:line="283" w:lineRule="auto"/>
       </w:pPr>
       <w:r>
         <w:rPr>
@@ -876,7 +876,7 @@
     <w:p>
       <w:pPr>
         <w:pStyle w:val="ListBullet"/>
-        <w:spacing w:before="0" w:after="0" w:line="269" w:lineRule="auto"/>
+        <w:spacing w:before="0" w:after="0" w:line="283" w:lineRule="auto"/>
       </w:pPr>
       <w:r>
         <w:rPr>
@@ -946,7 +946,7 @@
     <w:p>
       <w:pPr>
         <w:pStyle w:val="ListBullet"/>
-        <w:spacing w:before="0" w:after="0" w:line="269" w:lineRule="auto"/>
+        <w:spacing w:before="0" w:after="0" w:line="283" w:lineRule="auto"/>
       </w:pPr>
       <w:r>
         <w:rPr>
@@ -1008,7 +1008,7 @@
     <w:p>
       <w:pPr>
         <w:pStyle w:val="ListBullet"/>
-        <w:spacing w:before="0" w:after="0" w:line="269" w:lineRule="auto"/>
+        <w:spacing w:before="0" w:after="0" w:line="283" w:lineRule="auto"/>
       </w:pPr>
       <w:r>
         <w:rPr>
@@ -1052,7 +1052,7 @@
     <w:p>
       <w:pPr>
         <w:pStyle w:val="ListBullet"/>
-        <w:spacing w:before="0" w:after="0" w:line="269" w:lineRule="auto"/>
+        <w:spacing w:before="0" w:after="0" w:line="283" w:lineRule="auto"/>
       </w:pPr>
       <w:r>
         <w:rPr>
@@ -1096,7 +1096,7 @@
     <w:p>
       <w:pPr>
         <w:pStyle w:val="ListBullet"/>
-        <w:spacing w:before="0" w:after="0" w:line="269" w:lineRule="auto"/>
+        <w:spacing w:before="0" w:after="0" w:line="283" w:lineRule="auto"/>
       </w:pPr>
       <w:r>
         <w:rPr>
@@ -1140,7 +1140,7 @@
     <w:p>
       <w:pPr>
         <w:pStyle w:val="ListBullet"/>
-        <w:spacing w:before="0" w:after="0" w:line="269" w:lineRule="auto"/>
+        <w:spacing w:before="0" w:after="0" w:line="283" w:lineRule="auto"/>
       </w:pPr>
       <w:r>
         <w:rPr>

--- a/resume/output/Youness-Jellouli.docx
+++ b/resume/output/Youness-Jellouli.docx
@@ -1079,7 +1079,7 @@
             <w:rFonts w:ascii="Times New Roman" w:hAnsi="Times New Roman"/>
             <w:b/>
           </w:rPr>
-          <w:t xml:space="preserve">Invoicr SaaS</w:t>
+          <w:t xml:space="preserve">Invoicr</w:t>
         </w:r>
       </w:hyperlink>
       <w:r>
@@ -1113,7 +1113,7 @@
       <w:pPr>
         <w:spacing w:before="60" w:after="0" w:line="252" w:lineRule="auto"/>
       </w:pPr>
-      <w:hyperlink r:id="rId21">
+      <w:hyperlink r:id="rId14">
         <w:r>
           <w:rPr>
             <w:color w:val="2B7FFF"/>
@@ -1123,7 +1123,7 @@
             <w:rFonts w:ascii="Times New Roman" w:hAnsi="Times New Roman"/>
             <w:b/>
           </w:rPr>
-          <w:t xml:space="preserve">Travel Flow</w:t>
+          <w:t xml:space="preserve">IBC</w:t>
         </w:r>
       </w:hyperlink>
       <w:r>
@@ -1134,7 +1134,7 @@
           <w:color w:val="2E3D50"/>
           <w:sz w:val="18"/>
         </w:rPr>
-        <w:t xml:space="preserve">  ·  Next.js, TypeScript, Material UI, Python</w:t>
+        <w:t xml:space="preserve">  ·  Next.js, TypeScript, Material UI</w:t>
       </w:r>
     </w:p>
     <w:p>
@@ -1150,7 +1150,51 @@
           <w:color w:val="2E3D50"/>
           <w:sz w:val="20"/>
         </w:rPr>
-        <w:t>Optimisation d'itinéraires (problème du voyageur de commerce).</w:t>
+        <w:t>Anticipation des compétences pour l'emploi et la formation (Centre-Val de Loire).</w:t>
+      </w:r>
+    </w:p>
+    <w:p>
+      <w:pPr>
+        <w:spacing w:before="60" w:after="0" w:line="252" w:lineRule="auto"/>
+      </w:pPr>
+      <w:hyperlink r:id="rId13">
+        <w:r>
+          <w:rPr>
+            <w:color w:val="2B7FFF"/>
+            <w:u w:val="single"/>
+            <w:sz w:val="22"/>
+            <w:szCs w:val="22"/>
+            <w:rFonts w:ascii="Times New Roman" w:hAnsi="Times New Roman"/>
+            <w:b/>
+          </w:rPr>
+          <w:t xml:space="preserve">Wifina</w:t>
+        </w:r>
+      </w:hyperlink>
+      <w:r>
+        <w:rPr>
+          <w:rFonts w:ascii="Times New Roman" w:hAnsi="Times New Roman" w:eastAsia="Times New Roman"/>
+          <w:b w:val="0"/>
+          <w:i/>
+          <w:color w:val="2E3D50"/>
+          <w:sz w:val="18"/>
+        </w:rPr>
+        <w:t xml:space="preserve">  ·  Next.js, TypeScript, Material UI, Laravel</w:t>
+      </w:r>
+    </w:p>
+    <w:p>
+      <w:pPr>
+        <w:pStyle w:val="ListBullet"/>
+        <w:spacing w:before="0" w:after="0" w:line="283" w:lineRule="auto"/>
+      </w:pPr>
+      <w:r>
+        <w:rPr>
+          <w:rFonts w:ascii="Times New Roman" w:hAnsi="Times New Roman" w:eastAsia="Times New Roman"/>
+          <w:b w:val="0"/>
+          <w:i w:val="0"/>
+          <w:color w:val="2E3D50"/>
+          <w:sz w:val="20"/>
+        </w:rPr>
+        <w:t>Calculateur de crédit et pré-accord bancaire, échéances et intérêts.</w:t>
       </w:r>
     </w:p>
     <w:p>

--- a/resume/output/Youness-Jellouli.docx
+++ b/resume/output/Youness-Jellouli.docx
@@ -974,7 +974,7 @@
           <w:color w:val="2E3D50"/>
           <w:sz w:val="24"/>
         </w:rPr>
-        <w:t>PROJETS</w:t>
+        <w:t>PROJETS PUBLICS</w:t>
       </w:r>
     </w:p>
     <w:p>

--- a/resume/output/Youness-Jellouli.docx
+++ b/resume/output/Youness-Jellouli.docx
@@ -989,7 +989,6 @@
             <w:sz w:val="22"/>
             <w:szCs w:val="22"/>
             <w:rFonts w:ascii="Times New Roman" w:hAnsi="Times New Roman"/>
-            <w:b/>
           </w:rPr>
           <w:t xml:space="preserve">AppartAli</w:t>
         </w:r>
@@ -1033,7 +1032,6 @@
             <w:sz w:val="22"/>
             <w:szCs w:val="22"/>
             <w:rFonts w:ascii="Times New Roman" w:hAnsi="Times New Roman"/>
-            <w:b/>
           </w:rPr>
           <w:t xml:space="preserve">AVSM Club</w:t>
         </w:r>
@@ -1077,7 +1075,6 @@
             <w:sz w:val="22"/>
             <w:szCs w:val="22"/>
             <w:rFonts w:ascii="Times New Roman" w:hAnsi="Times New Roman"/>
-            <w:b/>
           </w:rPr>
           <w:t xml:space="preserve">Invoicr</w:t>
         </w:r>
@@ -1121,7 +1118,6 @@
             <w:sz w:val="22"/>
             <w:szCs w:val="22"/>
             <w:rFonts w:ascii="Times New Roman" w:hAnsi="Times New Roman"/>
-            <w:b/>
           </w:rPr>
           <w:t xml:space="preserve">IBC</w:t>
         </w:r>
@@ -1165,7 +1161,6 @@
             <w:sz w:val="22"/>
             <w:szCs w:val="22"/>
             <w:rFonts w:ascii="Times New Roman" w:hAnsi="Times New Roman"/>
-            <w:b/>
           </w:rPr>
           <w:t xml:space="preserve">Wifina</w:t>
         </w:r>
